--- a/lessons/3-7/downloads/reveal/teacher/3.7-homework-packet.docx
+++ b/lessons/3-7/downloads/reveal/teacher/3.7-homework-packet.docx
@@ -15,10 +15,28 @@
         <w:rPr>
           <w:rFonts w:ascii="Avenir Next" w:hAnsi="Avenir Next" w:cs="Avenir Next" w:eastAsia="Avenir Next"/>
           <w:color w:val="1A1A1A"/>
+          <w:sz w:val="22"/>
+          <w:szCs w:val="20"/>
+        </w:rPr>
+        <w:t xml:space="preserve">Name</w:t>
+      </w:r>
+      <w:r>
+        <w:rPr>
+          <w:rFonts w:ascii="Avenir Next" w:hAnsi="Avenir Next" w:cs="Avenir Next" w:eastAsia="Avenir Next"/>
+          <w:color w:val="1A1A1A"/>
           <w:sz w:val="20"/>
           <w:szCs w:val="20"/>
         </w:rPr>
-        <w:t xml:space="preserve">Name</w:t>
+        <w:tab/>
+      </w:r>
+      <w:r>
+        <w:rPr>
+          <w:rFonts w:ascii="Avenir Next" w:hAnsi="Avenir Next" w:cs="Avenir Next" w:eastAsia="Avenir Next"/>
+          <w:color w:val="1A1A1A"/>
+          <w:sz w:val="22"/>
+          <w:szCs w:val="20"/>
+        </w:rPr>
+        <w:t xml:space="preserve">   Date</w:t>
       </w:r>
       <w:r>
         <w:rPr>
@@ -33,25 +51,7 @@
         <w:rPr>
           <w:rFonts w:ascii="Avenir Next" w:hAnsi="Avenir Next" w:cs="Avenir Next" w:eastAsia="Avenir Next"/>
           <w:color w:val="1A1A1A"/>
-          <w:sz w:val="20"/>
-          <w:szCs w:val="20"/>
-        </w:rPr>
-        <w:t xml:space="preserve">   Date</w:t>
-      </w:r>
-      <w:r>
-        <w:rPr>
-          <w:rFonts w:ascii="Avenir Next" w:hAnsi="Avenir Next" w:cs="Avenir Next" w:eastAsia="Avenir Next"/>
-          <w:color w:val="1A1A1A"/>
-          <w:sz w:val="20"/>
-          <w:szCs w:val="20"/>
-        </w:rPr>
-        <w:tab/>
-      </w:r>
-      <w:r>
-        <w:rPr>
-          <w:rFonts w:ascii="Avenir Next" w:hAnsi="Avenir Next" w:cs="Avenir Next" w:eastAsia="Avenir Next"/>
-          <w:color w:val="1A1A1A"/>
-          <w:sz w:val="20"/>
+          <w:sz w:val="22"/>
           <w:szCs w:val="20"/>
         </w:rPr>
         <w:t xml:space="preserve">   Period</w:t>
@@ -78,7 +78,7 @@
           <w:caps/>
           <w:color w:val="003A70"/>
           <w:spacing w:val="12"/>
-          <w:sz w:val="19"/>
+          <w:sz w:val="22"/>
           <w:szCs w:val="19"/>
         </w:rPr>
         <w:t xml:space="preserve">Lesson 3-7  ·  Homework Packet  ·  Sheet 1 of 2</w:t>
@@ -86,6 +86,7 @@
     </w:p>
     <w:p>
       <w:pPr>
+        <w:pStyle w:val="Heading1"/>
         <w:keepNext/>
         <w:spacing w:before="0" w:after="0" w:line="240" w:lineRule="auto"/>
       </w:pPr>
@@ -111,7 +112,7 @@
         <w:rPr>
           <w:rFonts w:ascii="Avenir Next" w:hAnsi="Avenir Next" w:cs="Avenir Next" w:eastAsia="Avenir Next"/>
           <w:color w:val="5A5F66"/>
-          <w:sz w:val="17"/>
+          <w:sz w:val="22"/>
           <w:szCs w:val="17"/>
         </w:rPr>
         <w:t xml:space="preserve">Maryland Standard 6.RP.A.3d   ·   Learning target — I can convert a measurement between the customary and metric systems using a given rate.</w:t>
@@ -158,6 +159,7 @@
           </w:tcPr>
           <w:p>
             <w:pPr>
+              <w:pStyle w:val="Heading2"/>
               <w:spacing w:before="0" w:after="0" w:line="240" w:lineRule="auto"/>
             </w:pPr>
             <w:r>
@@ -185,25 +187,25 @@
                 <w:rFonts w:ascii="Avenir Next" w:hAnsi="Avenir Next" w:cs="Avenir Next" w:eastAsia="Avenir Next"/>
                 <w:b/>
                 <w:color w:val="003A70"/>
+                <w:sz w:val="22"/>
+                <w:szCs w:val="18"/>
+              </w:rPr>
+              <w:t xml:space="preserve">•</w:t>
+            </w:r>
+            <w:r>
+              <w:rPr>
+                <w:rFonts w:ascii="Avenir Next" w:hAnsi="Avenir Next" w:cs="Avenir Next" w:eastAsia="Avenir Next"/>
+                <w:color w:val="1A1A1A"/>
                 <w:sz w:val="18"/>
                 <w:szCs w:val="18"/>
               </w:rPr>
-              <w:t xml:space="preserve">•</w:t>
-            </w:r>
-            <w:r>
-              <w:rPr>
-                <w:rFonts w:ascii="Avenir Next" w:hAnsi="Avenir Next" w:cs="Avenir Next" w:eastAsia="Avenir Next"/>
-                <w:color w:val="1A1A1A"/>
-                <w:sz w:val="18"/>
-                <w:szCs w:val="18"/>
-              </w:rPr>
               <w:tab/>
             </w:r>
             <w:r>
               <w:rPr>
                 <w:rFonts w:ascii="Avenir Next" w:hAnsi="Avenir Next" w:cs="Avenir Next" w:eastAsia="Avenir Next"/>
                 <w:color w:val="1A1A1A"/>
-                <w:sz w:val="18"/>
+                <w:sz w:val="22"/>
                 <w:szCs w:val="18"/>
               </w:rPr>
               <w:t xml:space="preserve">Use the rate you are given, such as 1 in = 2.54 cm, 1 mi ≈ 1.6 km, 1 kg ≈ 2.2 lb.</w:t>
@@ -222,63 +224,63 @@
                 <w:rFonts w:ascii="Avenir Next" w:hAnsi="Avenir Next" w:cs="Avenir Next" w:eastAsia="Avenir Next"/>
                 <w:b/>
                 <w:color w:val="003A70"/>
+                <w:sz w:val="22"/>
+                <w:szCs w:val="18"/>
+              </w:rPr>
+              <w:t xml:space="preserve">•</w:t>
+            </w:r>
+            <w:r>
+              <w:rPr>
+                <w:rFonts w:ascii="Avenir Next" w:hAnsi="Avenir Next" w:cs="Avenir Next" w:eastAsia="Avenir Next"/>
+                <w:color w:val="1A1A1A"/>
                 <w:sz w:val="18"/>
                 <w:szCs w:val="18"/>
               </w:rPr>
-              <w:t xml:space="preserve">•</w:t>
-            </w:r>
-            <w:r>
-              <w:rPr>
-                <w:rFonts w:ascii="Avenir Next" w:hAnsi="Avenir Next" w:cs="Avenir Next" w:eastAsia="Avenir Next"/>
-                <w:color w:val="1A1A1A"/>
-                <w:sz w:val="18"/>
+              <w:tab/>
+            </w:r>
+            <w:r>
+              <w:rPr>
+                <w:rFonts w:ascii="Avenir Next" w:hAnsi="Avenir Next" w:cs="Avenir Next" w:eastAsia="Avenir Next"/>
+                <w:color w:val="1A1A1A"/>
+                <w:sz w:val="22"/>
                 <w:szCs w:val="18"/>
               </w:rPr>
-              <w:tab/>
-            </w:r>
-            <w:r>
-              <w:rPr>
-                <w:rFonts w:ascii="Avenir Next" w:hAnsi="Avenir Next" w:cs="Avenir Next" w:eastAsia="Avenir Next"/>
-                <w:color w:val="1A1A1A"/>
-                <w:sz w:val="18"/>
+              <w:t xml:space="preserve">Converting to a </w:t>
+            </w:r>
+            <w:r>
+              <w:rPr>
+                <w:rFonts w:ascii="Avenir Next" w:hAnsi="Avenir Next" w:cs="Avenir Next" w:eastAsia="Avenir Next"/>
+                <w:b/>
+                <w:color w:val="1A1A1A"/>
+                <w:sz w:val="22"/>
                 <w:szCs w:val="18"/>
               </w:rPr>
-              <w:t xml:space="preserve">Converting to a </w:t>
+              <w:t xml:space="preserve">smaller</w:t>
+            </w:r>
+            <w:r>
+              <w:rPr>
+                <w:rFonts w:ascii="Avenir Next" w:hAnsi="Avenir Next" w:cs="Avenir Next" w:eastAsia="Avenir Next"/>
+                <w:color w:val="1A1A1A"/>
+                <w:sz w:val="22"/>
+                <w:szCs w:val="18"/>
+              </w:rPr>
+              <w:t xml:space="preserve"> unit: multiply. Converting to a </w:t>
             </w:r>
             <w:r>
               <w:rPr>
                 <w:rFonts w:ascii="Avenir Next" w:hAnsi="Avenir Next" w:cs="Avenir Next" w:eastAsia="Avenir Next"/>
                 <w:b/>
                 <w:color w:val="1A1A1A"/>
-                <w:sz w:val="18"/>
+                <w:sz w:val="22"/>
                 <w:szCs w:val="18"/>
               </w:rPr>
-              <w:t xml:space="preserve">smaller</w:t>
-            </w:r>
-            <w:r>
-              <w:rPr>
-                <w:rFonts w:ascii="Avenir Next" w:hAnsi="Avenir Next" w:cs="Avenir Next" w:eastAsia="Avenir Next"/>
-                <w:color w:val="1A1A1A"/>
-                <w:sz w:val="18"/>
-                <w:szCs w:val="18"/>
-              </w:rPr>
-              <w:t xml:space="preserve"> unit: multiply. Converting to a </w:t>
-            </w:r>
-            <w:r>
-              <w:rPr>
-                <w:rFonts w:ascii="Avenir Next" w:hAnsi="Avenir Next" w:cs="Avenir Next" w:eastAsia="Avenir Next"/>
-                <w:b/>
-                <w:color w:val="1A1A1A"/>
-                <w:sz w:val="18"/>
-                <w:szCs w:val="18"/>
-              </w:rPr>
               <w:t xml:space="preserve">larger</w:t>
             </w:r>
             <w:r>
               <w:rPr>
                 <w:rFonts w:ascii="Avenir Next" w:hAnsi="Avenir Next" w:cs="Avenir Next" w:eastAsia="Avenir Next"/>
                 <w:color w:val="1A1A1A"/>
-                <w:sz w:val="18"/>
+                <w:sz w:val="22"/>
                 <w:szCs w:val="18"/>
               </w:rPr>
               <w:t xml:space="preserve"> unit: divide.</w:t>
@@ -297,44 +299,44 @@
                 <w:rFonts w:ascii="Avenir Next" w:hAnsi="Avenir Next" w:cs="Avenir Next" w:eastAsia="Avenir Next"/>
                 <w:b/>
                 <w:color w:val="003A70"/>
+                <w:sz w:val="22"/>
+                <w:szCs w:val="18"/>
+              </w:rPr>
+              <w:t xml:space="preserve">•</w:t>
+            </w:r>
+            <w:r>
+              <w:rPr>
+                <w:rFonts w:ascii="Avenir Next" w:hAnsi="Avenir Next" w:cs="Avenir Next" w:eastAsia="Avenir Next"/>
+                <w:color w:val="1A1A1A"/>
                 <w:sz w:val="18"/>
                 <w:szCs w:val="18"/>
               </w:rPr>
-              <w:t xml:space="preserve">•</w:t>
-            </w:r>
-            <w:r>
-              <w:rPr>
-                <w:rFonts w:ascii="Avenir Next" w:hAnsi="Avenir Next" w:cs="Avenir Next" w:eastAsia="Avenir Next"/>
-                <w:color w:val="1A1A1A"/>
-                <w:sz w:val="18"/>
+              <w:tab/>
+            </w:r>
+            <w:r>
+              <w:rPr>
+                <w:rFonts w:ascii="Avenir Next" w:hAnsi="Avenir Next" w:cs="Avenir Next" w:eastAsia="Avenir Next"/>
+                <w:color w:val="1A1A1A"/>
+                <w:sz w:val="22"/>
                 <w:szCs w:val="18"/>
               </w:rPr>
-              <w:tab/>
-            </w:r>
-            <w:r>
-              <w:rPr>
-                <w:rFonts w:ascii="Avenir Next" w:hAnsi="Avenir Next" w:cs="Avenir Next" w:eastAsia="Avenir Next"/>
-                <w:color w:val="1A1A1A"/>
-                <w:sz w:val="18"/>
+              <w:t xml:space="preserve">Write </w:t>
+            </w:r>
+            <w:r>
+              <w:rPr>
+                <w:rFonts w:ascii="Avenir Next" w:hAnsi="Avenir Next" w:cs="Avenir Next" w:eastAsia="Avenir Next"/>
+                <w:b/>
+                <w:color w:val="1A1A1A"/>
+                <w:sz w:val="22"/>
                 <w:szCs w:val="18"/>
               </w:rPr>
-              <w:t xml:space="preserve">Write </w:t>
-            </w:r>
-            <w:r>
-              <w:rPr>
-                <w:rFonts w:ascii="Avenir Next" w:hAnsi="Avenir Next" w:cs="Avenir Next" w:eastAsia="Avenir Next"/>
-                <w:b/>
-                <w:color w:val="1A1A1A"/>
-                <w:sz w:val="18"/>
-                <w:szCs w:val="18"/>
-              </w:rPr>
               <w:t xml:space="preserve">≈</w:t>
             </w:r>
             <w:r>
               <w:rPr>
                 <w:rFonts w:ascii="Avenir Next" w:hAnsi="Avenir Next" w:cs="Avenir Next" w:eastAsia="Avenir Next"/>
                 <w:color w:val="1A1A1A"/>
-                <w:sz w:val="18"/>
+                <w:sz w:val="22"/>
                 <w:szCs w:val="18"/>
               </w:rPr>
               <w:t xml:space="preserve"> (about) when the rate is rounded.</w:t>
@@ -349,6 +351,7 @@
           </w:tcPr>
           <w:p>
             <w:pPr>
+              <w:pStyle w:val="Heading2"/>
               <w:spacing w:before="0" w:after="0" w:line="240" w:lineRule="auto"/>
             </w:pPr>
             <w:r>
@@ -371,7 +374,7 @@
               <w:rPr>
                 <w:rFonts w:ascii="Avenir Next" w:hAnsi="Avenir Next" w:cs="Avenir Next" w:eastAsia="Avenir Next"/>
                 <w:color w:val="1A1A1A"/>
-                <w:sz w:val="17"/>
+                <w:sz w:val="22"/>
                 <w:szCs w:val="17"/>
               </w:rPr>
               <w:t xml:space="preserve">A hiking trail is 12 kilometers long. About how many miles is that? (1 mi ≈ 1.6 km)</w:t>
@@ -390,25 +393,25 @@
                 <w:rFonts w:ascii="Avenir Next" w:hAnsi="Avenir Next" w:cs="Avenir Next" w:eastAsia="Avenir Next"/>
                 <w:b/>
                 <w:color w:val="003A70"/>
+                <w:sz w:val="22"/>
+                <w:szCs w:val="17"/>
+              </w:rPr>
+              <w:t xml:space="preserve">Step 1</w:t>
+            </w:r>
+            <w:r>
+              <w:rPr>
+                <w:rFonts w:ascii="Avenir Next" w:hAnsi="Avenir Next" w:cs="Avenir Next" w:eastAsia="Avenir Next"/>
+                <w:color w:val="1A1A1A"/>
                 <w:sz w:val="17"/>
                 <w:szCs w:val="17"/>
               </w:rPr>
-              <w:t xml:space="preserve">Step 1</w:t>
-            </w:r>
-            <w:r>
-              <w:rPr>
-                <w:rFonts w:ascii="Avenir Next" w:hAnsi="Avenir Next" w:cs="Avenir Next" w:eastAsia="Avenir Next"/>
-                <w:color w:val="1A1A1A"/>
-                <w:sz w:val="17"/>
-                <w:szCs w:val="17"/>
-              </w:rPr>
               <w:tab/>
             </w:r>
             <w:r>
               <w:rPr>
                 <w:rFonts w:ascii="Avenir Next" w:hAnsi="Avenir Next" w:cs="Avenir Next" w:eastAsia="Avenir Next"/>
                 <w:color w:val="1A1A1A"/>
-                <w:sz w:val="17"/>
+                <w:sz w:val="22"/>
                 <w:szCs w:val="17"/>
               </w:rPr>
               <w:t xml:space="preserve">A mile is longer than a kilometer, so there are fewer miles. Divide.</w:t>
@@ -427,25 +430,25 @@
                 <w:rFonts w:ascii="Avenir Next" w:hAnsi="Avenir Next" w:cs="Avenir Next" w:eastAsia="Avenir Next"/>
                 <w:b/>
                 <w:color w:val="003A70"/>
+                <w:sz w:val="22"/>
+                <w:szCs w:val="17"/>
+              </w:rPr>
+              <w:t xml:space="preserve">Step 2</w:t>
+            </w:r>
+            <w:r>
+              <w:rPr>
+                <w:rFonts w:ascii="Avenir Next" w:hAnsi="Avenir Next" w:cs="Avenir Next" w:eastAsia="Avenir Next"/>
+                <w:color w:val="1A1A1A"/>
                 <w:sz w:val="17"/>
                 <w:szCs w:val="17"/>
               </w:rPr>
-              <w:t xml:space="preserve">Step 2</w:t>
-            </w:r>
-            <w:r>
-              <w:rPr>
-                <w:rFonts w:ascii="Avenir Next" w:hAnsi="Avenir Next" w:cs="Avenir Next" w:eastAsia="Avenir Next"/>
-                <w:color w:val="1A1A1A"/>
-                <w:sz w:val="17"/>
-                <w:szCs w:val="17"/>
-              </w:rPr>
               <w:tab/>
             </w:r>
             <w:r>
               <w:rPr>
                 <w:rFonts w:ascii="Avenir Next" w:hAnsi="Avenir Next" w:cs="Avenir Next" w:eastAsia="Avenir Next"/>
                 <w:color w:val="1A1A1A"/>
-                <w:sz w:val="17"/>
+                <w:sz w:val="22"/>
                 <w:szCs w:val="17"/>
               </w:rPr>
               <w:t xml:space="preserve">12 ÷ 1.6 = 7.5</w:t>
@@ -464,18 +467,18 @@
                 <w:rFonts w:ascii="Avenir Next" w:hAnsi="Avenir Next" w:cs="Avenir Next" w:eastAsia="Avenir Next"/>
                 <w:b/>
                 <w:color w:val="1A1A1A"/>
+                <w:sz w:val="22"/>
+                <w:szCs w:val="17"/>
+              </w:rPr>
+              <w:t xml:space="preserve">Answer</w:t>
+            </w:r>
+            <w:r>
+              <w:rPr>
+                <w:rFonts w:ascii="Avenir Next" w:hAnsi="Avenir Next" w:cs="Avenir Next" w:eastAsia="Avenir Next"/>
+                <w:color w:val="1A1A1A"/>
                 <w:sz w:val="17"/>
                 <w:szCs w:val="17"/>
               </w:rPr>
-              <w:t xml:space="preserve">Answer</w:t>
-            </w:r>
-            <w:r>
-              <w:rPr>
-                <w:rFonts w:ascii="Avenir Next" w:hAnsi="Avenir Next" w:cs="Avenir Next" w:eastAsia="Avenir Next"/>
-                <w:color w:val="1A1A1A"/>
-                <w:sz w:val="17"/>
-                <w:szCs w:val="17"/>
-              </w:rPr>
               <w:tab/>
             </w:r>
             <w:r>
@@ -483,7 +486,7 @@
                 <w:rFonts w:ascii="Avenir Next" w:hAnsi="Avenir Next" w:cs="Avenir Next" w:eastAsia="Avenir Next"/>
                 <w:b/>
                 <w:color w:val="1A1A1A"/>
-                <w:sz w:val="17"/>
+                <w:sz w:val="22"/>
                 <w:szCs w:val="17"/>
               </w:rPr>
               <w:t xml:space="preserve">about 7.5 miles</w:t>
@@ -494,6 +497,7 @@
     </w:tbl>
     <w:p>
       <w:pPr>
+        <w:pStyle w:val="Heading2"/>
         <w:keepNext/>
         <w:pBdr>
           <w:bottom w:val="single" w:sz="8" w:space="3" w:color="003A70"/>
@@ -509,7 +513,7 @@
           <w:b/>
           <w:color w:val="003A70"/>
           <w:spacing w:val="14"/>
-          <w:sz w:val="19"/>
+          <w:sz w:val="22"/>
           <w:szCs w:val="19"/>
         </w:rPr>
         <w:t xml:space="preserve">PRACTICE</w:t>
@@ -528,7 +532,7 @@
           <w:rFonts w:ascii="Avenir Next" w:hAnsi="Avenir Next" w:cs="Avenir Next" w:eastAsia="Avenir Next"/>
           <w:i/>
           <w:color w:val="5A5F66"/>
-          <w:sz w:val="17"/>
+          <w:sz w:val="22"/>
           <w:szCs w:val="17"/>
         </w:rPr>
         <w:t xml:space="preserve">show your work · label units</w:t>
@@ -548,25 +552,25 @@
           <w:rFonts w:ascii="Avenir Next" w:hAnsi="Avenir Next" w:cs="Avenir Next" w:eastAsia="Avenir Next"/>
           <w:b/>
           <w:color w:val="1A1A1A"/>
+          <w:sz w:val="22"/>
+          <w:szCs w:val="20"/>
+        </w:rPr>
+        <w:t xml:space="preserve">1.</w:t>
+      </w:r>
+      <w:r>
+        <w:rPr>
+          <w:rFonts w:ascii="Avenir Next" w:hAnsi="Avenir Next" w:cs="Avenir Next" w:eastAsia="Avenir Next"/>
+          <w:color w:val="1A1A1A"/>
           <w:sz w:val="20"/>
           <w:szCs w:val="20"/>
         </w:rPr>
-        <w:t xml:space="preserve">1.</w:t>
-      </w:r>
-      <w:r>
-        <w:rPr>
-          <w:rFonts w:ascii="Avenir Next" w:hAnsi="Avenir Next" w:cs="Avenir Next" w:eastAsia="Avenir Next"/>
-          <w:color w:val="1A1A1A"/>
-          <w:sz w:val="20"/>
-          <w:szCs w:val="20"/>
-        </w:rPr>
         <w:tab/>
       </w:r>
       <w:r>
         <w:rPr>
           <w:rFonts w:ascii="Avenir Next" w:hAnsi="Avenir Next" w:cs="Avenir Next" w:eastAsia="Avenir Next"/>
           <w:color w:val="1A1A1A"/>
-          <w:sz w:val="20"/>
+          <w:sz w:val="22"/>
           <w:szCs w:val="20"/>
         </w:rPr>
         <w:t xml:space="preserve">Convert. Use the rate given.</w:t>
@@ -621,10 +625,28 @@
                 <w:rFonts w:ascii="Avenir Next" w:hAnsi="Avenir Next" w:cs="Avenir Next" w:eastAsia="Avenir Next"/>
                 <w:b/>
                 <w:color w:val="003A70"/>
+                <w:sz w:val="22"/>
+                <w:szCs w:val="20"/>
+              </w:rPr>
+              <w:t xml:space="preserve">a.</w:t>
+            </w:r>
+            <w:r>
+              <w:rPr>
+                <w:rFonts w:ascii="Avenir Next" w:hAnsi="Avenir Next" w:cs="Avenir Next" w:eastAsia="Avenir Next"/>
+                <w:color w:val="1A1A1A"/>
                 <w:sz w:val="20"/>
                 <w:szCs w:val="20"/>
               </w:rPr>
-              <w:t xml:space="preserve">a.</w:t>
+              <w:tab/>
+            </w:r>
+            <w:r>
+              <w:rPr>
+                <w:rFonts w:ascii="Avenir Next" w:hAnsi="Avenir Next" w:cs="Avenir Next" w:eastAsia="Avenir Next"/>
+                <w:color w:val="1A1A1A"/>
+                <w:sz w:val="22"/>
+                <w:szCs w:val="20"/>
+              </w:rPr>
+              <w:t xml:space="preserve">6 in (1 in = 2.54 cm) =</w:t>
             </w:r>
             <w:r>
               <w:rPr>
@@ -633,7 +655,7 @@
                 <w:sz w:val="20"/>
                 <w:szCs w:val="20"/>
               </w:rPr>
-              <w:tab/>
+              <w:t xml:space="preserve">  </w:t>
             </w:r>
             <w:r>
               <w:rPr>
@@ -641,24 +663,6 @@
                 <w:color w:val="1A1A1A"/>
                 <w:sz w:val="20"/>
                 <w:szCs w:val="20"/>
-              </w:rPr>
-              <w:t xml:space="preserve">6 in (1 in = 2.54 cm) =</w:t>
-            </w:r>
-            <w:r>
-              <w:rPr>
-                <w:rFonts w:ascii="Avenir Next" w:hAnsi="Avenir Next" w:cs="Avenir Next" w:eastAsia="Avenir Next"/>
-                <w:color w:val="1A1A1A"/>
-                <w:sz w:val="20"/>
-                <w:szCs w:val="20"/>
-              </w:rPr>
-              <w:t xml:space="preserve">  </w:t>
-            </w:r>
-            <w:r>
-              <w:rPr>
-                <w:rFonts w:ascii="Avenir Next" w:hAnsi="Avenir Next" w:cs="Avenir Next" w:eastAsia="Avenir Next"/>
-                <w:color w:val="1A1A1A"/>
-                <w:sz w:val="20"/>
-                <w:szCs w:val="20"/>
                 <w:u w:val="single"/>
               </w:rPr>
               <w:t xml:space="preserve">        </w:t>
@@ -667,7 +671,7 @@
               <w:rPr>
                 <w:rFonts w:ascii="Avenir Next" w:hAnsi="Avenir Next" w:cs="Avenir Next" w:eastAsia="Avenir Next"/>
                 <w:color w:val="1A1A1A"/>
-                <w:sz w:val="20"/>
+                <w:sz w:val="22"/>
                 <w:szCs w:val="20"/>
               </w:rPr>
               <w:t xml:space="preserve"> cm</w:t>
@@ -692,10 +696,28 @@
                 <w:rFonts w:ascii="Avenir Next" w:hAnsi="Avenir Next" w:cs="Avenir Next" w:eastAsia="Avenir Next"/>
                 <w:b/>
                 <w:color w:val="003A70"/>
+                <w:sz w:val="22"/>
+                <w:szCs w:val="20"/>
+              </w:rPr>
+              <w:t xml:space="preserve">b.</w:t>
+            </w:r>
+            <w:r>
+              <w:rPr>
+                <w:rFonts w:ascii="Avenir Next" w:hAnsi="Avenir Next" w:cs="Avenir Next" w:eastAsia="Avenir Next"/>
+                <w:color w:val="1A1A1A"/>
                 <w:sz w:val="20"/>
                 <w:szCs w:val="20"/>
               </w:rPr>
-              <w:t xml:space="preserve">b.</w:t>
+              <w:tab/>
+            </w:r>
+            <w:r>
+              <w:rPr>
+                <w:rFonts w:ascii="Avenir Next" w:hAnsi="Avenir Next" w:cs="Avenir Next" w:eastAsia="Avenir Next"/>
+                <w:color w:val="1A1A1A"/>
+                <w:sz w:val="22"/>
+                <w:szCs w:val="20"/>
+              </w:rPr>
+              <w:t xml:space="preserve">25 mi (1 mi ≈ 1.6 km) ≈</w:t>
             </w:r>
             <w:r>
               <w:rPr>
@@ -704,7 +726,7 @@
                 <w:sz w:val="20"/>
                 <w:szCs w:val="20"/>
               </w:rPr>
-              <w:tab/>
+              <w:t xml:space="preserve">  </w:t>
             </w:r>
             <w:r>
               <w:rPr>
@@ -712,24 +734,6 @@
                 <w:color w:val="1A1A1A"/>
                 <w:sz w:val="20"/>
                 <w:szCs w:val="20"/>
-              </w:rPr>
-              <w:t xml:space="preserve">25 mi (1 mi ≈ 1.6 km) ≈</w:t>
-            </w:r>
-            <w:r>
-              <w:rPr>
-                <w:rFonts w:ascii="Avenir Next" w:hAnsi="Avenir Next" w:cs="Avenir Next" w:eastAsia="Avenir Next"/>
-                <w:color w:val="1A1A1A"/>
-                <w:sz w:val="20"/>
-                <w:szCs w:val="20"/>
-              </w:rPr>
-              <w:t xml:space="preserve">  </w:t>
-            </w:r>
-            <w:r>
-              <w:rPr>
-                <w:rFonts w:ascii="Avenir Next" w:hAnsi="Avenir Next" w:cs="Avenir Next" w:eastAsia="Avenir Next"/>
-                <w:color w:val="1A1A1A"/>
-                <w:sz w:val="20"/>
-                <w:szCs w:val="20"/>
                 <w:u w:val="single"/>
               </w:rPr>
               <w:t xml:space="preserve">        </w:t>
@@ -738,7 +742,7 @@
               <w:rPr>
                 <w:rFonts w:ascii="Avenir Next" w:hAnsi="Avenir Next" w:cs="Avenir Next" w:eastAsia="Avenir Next"/>
                 <w:color w:val="1A1A1A"/>
-                <w:sz w:val="20"/>
+                <w:sz w:val="22"/>
                 <w:szCs w:val="20"/>
               </w:rPr>
               <w:t xml:space="preserve"> km</w:t>
@@ -769,10 +773,28 @@
                 <w:rFonts w:ascii="Avenir Next" w:hAnsi="Avenir Next" w:cs="Avenir Next" w:eastAsia="Avenir Next"/>
                 <w:b/>
                 <w:color w:val="003A70"/>
+                <w:sz w:val="22"/>
+                <w:szCs w:val="20"/>
+              </w:rPr>
+              <w:t xml:space="preserve">c.</w:t>
+            </w:r>
+            <w:r>
+              <w:rPr>
+                <w:rFonts w:ascii="Avenir Next" w:hAnsi="Avenir Next" w:cs="Avenir Next" w:eastAsia="Avenir Next"/>
+                <w:color w:val="1A1A1A"/>
                 <w:sz w:val="20"/>
                 <w:szCs w:val="20"/>
               </w:rPr>
-              <w:t xml:space="preserve">c.</w:t>
+              <w:tab/>
+            </w:r>
+            <w:r>
+              <w:rPr>
+                <w:rFonts w:ascii="Avenir Next" w:hAnsi="Avenir Next" w:cs="Avenir Next" w:eastAsia="Avenir Next"/>
+                <w:color w:val="1A1A1A"/>
+                <w:sz w:val="22"/>
+                <w:szCs w:val="20"/>
+              </w:rPr>
+              <w:t xml:space="preserve">11 lb (1 kg ≈ 2.2 lb) ≈</w:t>
             </w:r>
             <w:r>
               <w:rPr>
@@ -781,7 +803,7 @@
                 <w:sz w:val="20"/>
                 <w:szCs w:val="20"/>
               </w:rPr>
-              <w:tab/>
+              <w:t xml:space="preserve">  </w:t>
             </w:r>
             <w:r>
               <w:rPr>
@@ -789,24 +811,6 @@
                 <w:color w:val="1A1A1A"/>
                 <w:sz w:val="20"/>
                 <w:szCs w:val="20"/>
-              </w:rPr>
-              <w:t xml:space="preserve">11 lb (1 kg ≈ 2.2 lb) ≈</w:t>
-            </w:r>
-            <w:r>
-              <w:rPr>
-                <w:rFonts w:ascii="Avenir Next" w:hAnsi="Avenir Next" w:cs="Avenir Next" w:eastAsia="Avenir Next"/>
-                <w:color w:val="1A1A1A"/>
-                <w:sz w:val="20"/>
-                <w:szCs w:val="20"/>
-              </w:rPr>
-              <w:t xml:space="preserve">  </w:t>
-            </w:r>
-            <w:r>
-              <w:rPr>
-                <w:rFonts w:ascii="Avenir Next" w:hAnsi="Avenir Next" w:cs="Avenir Next" w:eastAsia="Avenir Next"/>
-                <w:color w:val="1A1A1A"/>
-                <w:sz w:val="20"/>
-                <w:szCs w:val="20"/>
                 <w:u w:val="single"/>
               </w:rPr>
               <w:t xml:space="preserve">        </w:t>
@@ -815,7 +819,7 @@
               <w:rPr>
                 <w:rFonts w:ascii="Avenir Next" w:hAnsi="Avenir Next" w:cs="Avenir Next" w:eastAsia="Avenir Next"/>
                 <w:color w:val="1A1A1A"/>
-                <w:sz w:val="20"/>
+                <w:sz w:val="22"/>
                 <w:szCs w:val="20"/>
               </w:rPr>
               <w:t xml:space="preserve"> kg</w:t>
@@ -840,10 +844,28 @@
                 <w:rFonts w:ascii="Avenir Next" w:hAnsi="Avenir Next" w:cs="Avenir Next" w:eastAsia="Avenir Next"/>
                 <w:b/>
                 <w:color w:val="003A70"/>
+                <w:sz w:val="22"/>
+                <w:szCs w:val="20"/>
+              </w:rPr>
+              <w:t xml:space="preserve">d.</w:t>
+            </w:r>
+            <w:r>
+              <w:rPr>
+                <w:rFonts w:ascii="Avenir Next" w:hAnsi="Avenir Next" w:cs="Avenir Next" w:eastAsia="Avenir Next"/>
+                <w:color w:val="1A1A1A"/>
                 <w:sz w:val="20"/>
                 <w:szCs w:val="20"/>
               </w:rPr>
-              <w:t xml:space="preserve">d.</w:t>
+              <w:tab/>
+            </w:r>
+            <w:r>
+              <w:rPr>
+                <w:rFonts w:ascii="Avenir Next" w:hAnsi="Avenir Next" w:cs="Avenir Next" w:eastAsia="Avenir Next"/>
+                <w:color w:val="1A1A1A"/>
+                <w:sz w:val="22"/>
+                <w:szCs w:val="20"/>
+              </w:rPr>
+              <w:t xml:space="preserve">3 gal (1 gal ≈ 3.8 L) ≈</w:t>
             </w:r>
             <w:r>
               <w:rPr>
@@ -852,7 +874,7 @@
                 <w:sz w:val="20"/>
                 <w:szCs w:val="20"/>
               </w:rPr>
-              <w:tab/>
+              <w:t xml:space="preserve">  </w:t>
             </w:r>
             <w:r>
               <w:rPr>
@@ -860,24 +882,6 @@
                 <w:color w:val="1A1A1A"/>
                 <w:sz w:val="20"/>
                 <w:szCs w:val="20"/>
-              </w:rPr>
-              <w:t xml:space="preserve">3 gal (1 gal ≈ 3.8 L) ≈</w:t>
-            </w:r>
-            <w:r>
-              <w:rPr>
-                <w:rFonts w:ascii="Avenir Next" w:hAnsi="Avenir Next" w:cs="Avenir Next" w:eastAsia="Avenir Next"/>
-                <w:color w:val="1A1A1A"/>
-                <w:sz w:val="20"/>
-                <w:szCs w:val="20"/>
-              </w:rPr>
-              <w:t xml:space="preserve">  </w:t>
-            </w:r>
-            <w:r>
-              <w:rPr>
-                <w:rFonts w:ascii="Avenir Next" w:hAnsi="Avenir Next" w:cs="Avenir Next" w:eastAsia="Avenir Next"/>
-                <w:color w:val="1A1A1A"/>
-                <w:sz w:val="20"/>
-                <w:szCs w:val="20"/>
                 <w:u w:val="single"/>
               </w:rPr>
               <w:t xml:space="preserve">        </w:t>
@@ -886,7 +890,7 @@
               <w:rPr>
                 <w:rFonts w:ascii="Avenir Next" w:hAnsi="Avenir Next" w:cs="Avenir Next" w:eastAsia="Avenir Next"/>
                 <w:color w:val="1A1A1A"/>
-                <w:sz w:val="20"/>
+                <w:sz w:val="22"/>
                 <w:szCs w:val="20"/>
               </w:rPr>
               <w:t xml:space="preserve"> L</w:t>
@@ -917,10 +921,28 @@
                 <w:rFonts w:ascii="Avenir Next" w:hAnsi="Avenir Next" w:cs="Avenir Next" w:eastAsia="Avenir Next"/>
                 <w:b/>
                 <w:color w:val="003A70"/>
+                <w:sz w:val="22"/>
+                <w:szCs w:val="20"/>
+              </w:rPr>
+              <w:t xml:space="preserve">e.</w:t>
+            </w:r>
+            <w:r>
+              <w:rPr>
+                <w:rFonts w:ascii="Avenir Next" w:hAnsi="Avenir Next" w:cs="Avenir Next" w:eastAsia="Avenir Next"/>
+                <w:color w:val="1A1A1A"/>
                 <w:sz w:val="20"/>
                 <w:szCs w:val="20"/>
               </w:rPr>
-              <w:t xml:space="preserve">e.</w:t>
+              <w:tab/>
+            </w:r>
+            <w:r>
+              <w:rPr>
+                <w:rFonts w:ascii="Avenir Next" w:hAnsi="Avenir Next" w:cs="Avenir Next" w:eastAsia="Avenir Next"/>
+                <w:color w:val="1A1A1A"/>
+                <w:sz w:val="22"/>
+                <w:szCs w:val="20"/>
+              </w:rPr>
+              <w:t xml:space="preserve">50 kg (1 kg ≈ 2.2 lb) ≈</w:t>
             </w:r>
             <w:r>
               <w:rPr>
@@ -929,7 +951,7 @@
                 <w:sz w:val="20"/>
                 <w:szCs w:val="20"/>
               </w:rPr>
-              <w:tab/>
+              <w:t xml:space="preserve">  </w:t>
             </w:r>
             <w:r>
               <w:rPr>
@@ -937,24 +959,6 @@
                 <w:color w:val="1A1A1A"/>
                 <w:sz w:val="20"/>
                 <w:szCs w:val="20"/>
-              </w:rPr>
-              <w:t xml:space="preserve">50 kg (1 kg ≈ 2.2 lb) ≈</w:t>
-            </w:r>
-            <w:r>
-              <w:rPr>
-                <w:rFonts w:ascii="Avenir Next" w:hAnsi="Avenir Next" w:cs="Avenir Next" w:eastAsia="Avenir Next"/>
-                <w:color w:val="1A1A1A"/>
-                <w:sz w:val="20"/>
-                <w:szCs w:val="20"/>
-              </w:rPr>
-              <w:t xml:space="preserve">  </w:t>
-            </w:r>
-            <w:r>
-              <w:rPr>
-                <w:rFonts w:ascii="Avenir Next" w:hAnsi="Avenir Next" w:cs="Avenir Next" w:eastAsia="Avenir Next"/>
-                <w:color w:val="1A1A1A"/>
-                <w:sz w:val="20"/>
-                <w:szCs w:val="20"/>
                 <w:u w:val="single"/>
               </w:rPr>
               <w:t xml:space="preserve">        </w:t>
@@ -963,7 +967,7 @@
               <w:rPr>
                 <w:rFonts w:ascii="Avenir Next" w:hAnsi="Avenir Next" w:cs="Avenir Next" w:eastAsia="Avenir Next"/>
                 <w:color w:val="1A1A1A"/>
-                <w:sz w:val="20"/>
+                <w:sz w:val="22"/>
                 <w:szCs w:val="20"/>
               </w:rPr>
               <w:t xml:space="preserve"> lb</w:t>
@@ -988,10 +992,28 @@
                 <w:rFonts w:ascii="Avenir Next" w:hAnsi="Avenir Next" w:cs="Avenir Next" w:eastAsia="Avenir Next"/>
                 <w:b/>
                 <w:color w:val="003A70"/>
+                <w:sz w:val="22"/>
+                <w:szCs w:val="20"/>
+              </w:rPr>
+              <w:t xml:space="preserve">f.</w:t>
+            </w:r>
+            <w:r>
+              <w:rPr>
+                <w:rFonts w:ascii="Avenir Next" w:hAnsi="Avenir Next" w:cs="Avenir Next" w:eastAsia="Avenir Next"/>
+                <w:color w:val="1A1A1A"/>
                 <w:sz w:val="20"/>
                 <w:szCs w:val="20"/>
               </w:rPr>
-              <w:t xml:space="preserve">f.</w:t>
+              <w:tab/>
+            </w:r>
+            <w:r>
+              <w:rPr>
+                <w:rFonts w:ascii="Avenir Next" w:hAnsi="Avenir Next" w:cs="Avenir Next" w:eastAsia="Avenir Next"/>
+                <w:color w:val="1A1A1A"/>
+                <w:sz w:val="22"/>
+                <w:szCs w:val="20"/>
+              </w:rPr>
+              <w:t xml:space="preserve">8 km (1 mi ≈ 1.6 km) ≈</w:t>
             </w:r>
             <w:r>
               <w:rPr>
@@ -1000,7 +1022,7 @@
                 <w:sz w:val="20"/>
                 <w:szCs w:val="20"/>
               </w:rPr>
-              <w:tab/>
+              <w:t xml:space="preserve">  </w:t>
             </w:r>
             <w:r>
               <w:rPr>
@@ -1008,24 +1030,6 @@
                 <w:color w:val="1A1A1A"/>
                 <w:sz w:val="20"/>
                 <w:szCs w:val="20"/>
-              </w:rPr>
-              <w:t xml:space="preserve">8 km (1 mi ≈ 1.6 km) ≈</w:t>
-            </w:r>
-            <w:r>
-              <w:rPr>
-                <w:rFonts w:ascii="Avenir Next" w:hAnsi="Avenir Next" w:cs="Avenir Next" w:eastAsia="Avenir Next"/>
-                <w:color w:val="1A1A1A"/>
-                <w:sz w:val="20"/>
-                <w:szCs w:val="20"/>
-              </w:rPr>
-              <w:t xml:space="preserve">  </w:t>
-            </w:r>
-            <w:r>
-              <w:rPr>
-                <w:rFonts w:ascii="Avenir Next" w:hAnsi="Avenir Next" w:cs="Avenir Next" w:eastAsia="Avenir Next"/>
-                <w:color w:val="1A1A1A"/>
-                <w:sz w:val="20"/>
-                <w:szCs w:val="20"/>
                 <w:u w:val="single"/>
               </w:rPr>
               <w:t xml:space="preserve">        </w:t>
@@ -1034,7 +1038,7 @@
               <w:rPr>
                 <w:rFonts w:ascii="Avenir Next" w:hAnsi="Avenir Next" w:cs="Avenir Next" w:eastAsia="Avenir Next"/>
                 <w:color w:val="1A1A1A"/>
-                <w:sz w:val="20"/>
+                <w:sz w:val="22"/>
                 <w:szCs w:val="20"/>
               </w:rPr>
               <w:t xml:space="preserve"> mi</w:t>
@@ -1065,10 +1069,28 @@
                 <w:rFonts w:ascii="Avenir Next" w:hAnsi="Avenir Next" w:cs="Avenir Next" w:eastAsia="Avenir Next"/>
                 <w:b/>
                 <w:color w:val="003A70"/>
+                <w:sz w:val="22"/>
+                <w:szCs w:val="20"/>
+              </w:rPr>
+              <w:t xml:space="preserve">g.</w:t>
+            </w:r>
+            <w:r>
+              <w:rPr>
+                <w:rFonts w:ascii="Avenir Next" w:hAnsi="Avenir Next" w:cs="Avenir Next" w:eastAsia="Avenir Next"/>
+                <w:color w:val="1A1A1A"/>
                 <w:sz w:val="20"/>
                 <w:szCs w:val="20"/>
               </w:rPr>
-              <w:t xml:space="preserve">g.</w:t>
+              <w:tab/>
+            </w:r>
+            <w:r>
+              <w:rPr>
+                <w:rFonts w:ascii="Avenir Next" w:hAnsi="Avenir Next" w:cs="Avenir Next" w:eastAsia="Avenir Next"/>
+                <w:color w:val="1A1A1A"/>
+                <w:sz w:val="22"/>
+                <w:szCs w:val="20"/>
+              </w:rPr>
+              <w:t xml:space="preserve">4.4 lb (1 kg ≈ 2.2 lb) ≈</w:t>
             </w:r>
             <w:r>
               <w:rPr>
@@ -1077,7 +1099,7 @@
                 <w:sz w:val="20"/>
                 <w:szCs w:val="20"/>
               </w:rPr>
-              <w:tab/>
+              <w:t xml:space="preserve">  </w:t>
             </w:r>
             <w:r>
               <w:rPr>
@@ -1085,24 +1107,6 @@
                 <w:color w:val="1A1A1A"/>
                 <w:sz w:val="20"/>
                 <w:szCs w:val="20"/>
-              </w:rPr>
-              <w:t xml:space="preserve">4.4 lb (1 kg ≈ 2.2 lb) ≈</w:t>
-            </w:r>
-            <w:r>
-              <w:rPr>
-                <w:rFonts w:ascii="Avenir Next" w:hAnsi="Avenir Next" w:cs="Avenir Next" w:eastAsia="Avenir Next"/>
-                <w:color w:val="1A1A1A"/>
-                <w:sz w:val="20"/>
-                <w:szCs w:val="20"/>
-              </w:rPr>
-              <w:t xml:space="preserve">  </w:t>
-            </w:r>
-            <w:r>
-              <w:rPr>
-                <w:rFonts w:ascii="Avenir Next" w:hAnsi="Avenir Next" w:cs="Avenir Next" w:eastAsia="Avenir Next"/>
-                <w:color w:val="1A1A1A"/>
-                <w:sz w:val="20"/>
-                <w:szCs w:val="20"/>
                 <w:u w:val="single"/>
               </w:rPr>
               <w:t xml:space="preserve">        </w:t>
@@ -1111,7 +1115,7 @@
               <w:rPr>
                 <w:rFonts w:ascii="Avenir Next" w:hAnsi="Avenir Next" w:cs="Avenir Next" w:eastAsia="Avenir Next"/>
                 <w:color w:val="1A1A1A"/>
-                <w:sz w:val="20"/>
+                <w:sz w:val="22"/>
                 <w:szCs w:val="20"/>
               </w:rPr>
               <w:t xml:space="preserve"> kg</w:t>
@@ -1136,10 +1140,28 @@
                 <w:rFonts w:ascii="Avenir Next" w:hAnsi="Avenir Next" w:cs="Avenir Next" w:eastAsia="Avenir Next"/>
                 <w:b/>
                 <w:color w:val="003A70"/>
+                <w:sz w:val="22"/>
+                <w:szCs w:val="20"/>
+              </w:rPr>
+              <w:t xml:space="preserve">h.</w:t>
+            </w:r>
+            <w:r>
+              <w:rPr>
+                <w:rFonts w:ascii="Avenir Next" w:hAnsi="Avenir Next" w:cs="Avenir Next" w:eastAsia="Avenir Next"/>
+                <w:color w:val="1A1A1A"/>
                 <w:sz w:val="20"/>
                 <w:szCs w:val="20"/>
               </w:rPr>
-              <w:t xml:space="preserve">h.</w:t>
+              <w:tab/>
+            </w:r>
+            <w:r>
+              <w:rPr>
+                <w:rFonts w:ascii="Avenir Next" w:hAnsi="Avenir Next" w:cs="Avenir Next" w:eastAsia="Avenir Next"/>
+                <w:color w:val="1A1A1A"/>
+                <w:sz w:val="22"/>
+                <w:szCs w:val="20"/>
+              </w:rPr>
+              <w:t xml:space="preserve">10 mi (1 mi ≈ 1.6 km) ≈</w:t>
             </w:r>
             <w:r>
               <w:rPr>
@@ -1148,7 +1170,7 @@
                 <w:sz w:val="20"/>
                 <w:szCs w:val="20"/>
               </w:rPr>
-              <w:tab/>
+              <w:t xml:space="preserve">  </w:t>
             </w:r>
             <w:r>
               <w:rPr>
@@ -1156,24 +1178,6 @@
                 <w:color w:val="1A1A1A"/>
                 <w:sz w:val="20"/>
                 <w:szCs w:val="20"/>
-              </w:rPr>
-              <w:t xml:space="preserve">10 mi (1 mi ≈ 1.6 km) ≈</w:t>
-            </w:r>
-            <w:r>
-              <w:rPr>
-                <w:rFonts w:ascii="Avenir Next" w:hAnsi="Avenir Next" w:cs="Avenir Next" w:eastAsia="Avenir Next"/>
-                <w:color w:val="1A1A1A"/>
-                <w:sz w:val="20"/>
-                <w:szCs w:val="20"/>
-              </w:rPr>
-              <w:t xml:space="preserve">  </w:t>
-            </w:r>
-            <w:r>
-              <w:rPr>
-                <w:rFonts w:ascii="Avenir Next" w:hAnsi="Avenir Next" w:cs="Avenir Next" w:eastAsia="Avenir Next"/>
-                <w:color w:val="1A1A1A"/>
-                <w:sz w:val="20"/>
-                <w:szCs w:val="20"/>
                 <w:u w:val="single"/>
               </w:rPr>
               <w:t xml:space="preserve">        </w:t>
@@ -1182,7 +1186,7 @@
               <w:rPr>
                 <w:rFonts w:ascii="Avenir Next" w:hAnsi="Avenir Next" w:cs="Avenir Next" w:eastAsia="Avenir Next"/>
                 <w:color w:val="1A1A1A"/>
-                <w:sz w:val="20"/>
+                <w:sz w:val="22"/>
                 <w:szCs w:val="20"/>
               </w:rPr>
               <w:t xml:space="preserve"> km</w:t>
@@ -1210,25 +1214,25 @@
           <w:rFonts w:ascii="Avenir Next" w:hAnsi="Avenir Next" w:cs="Avenir Next" w:eastAsia="Avenir Next"/>
           <w:b/>
           <w:color w:val="1A1A1A"/>
+          <w:sz w:val="22"/>
+          <w:szCs w:val="20"/>
+        </w:rPr>
+        <w:t xml:space="preserve">2.</w:t>
+      </w:r>
+      <w:r>
+        <w:rPr>
+          <w:rFonts w:ascii="Avenir Next" w:hAnsi="Avenir Next" w:cs="Avenir Next" w:eastAsia="Avenir Next"/>
+          <w:color w:val="1A1A1A"/>
           <w:sz w:val="20"/>
           <w:szCs w:val="20"/>
         </w:rPr>
-        <w:t xml:space="preserve">2.</w:t>
-      </w:r>
-      <w:r>
-        <w:rPr>
-          <w:rFonts w:ascii="Avenir Next" w:hAnsi="Avenir Next" w:cs="Avenir Next" w:eastAsia="Avenir Next"/>
-          <w:color w:val="1A1A1A"/>
-          <w:sz w:val="20"/>
-          <w:szCs w:val="20"/>
-        </w:rPr>
         <w:tab/>
       </w:r>
       <w:r>
         <w:rPr>
           <w:rFonts w:ascii="Avenir Next" w:hAnsi="Avenir Next" w:cs="Avenir Next" w:eastAsia="Avenir Next"/>
           <w:color w:val="1A1A1A"/>
-          <w:sz w:val="20"/>
+          <w:sz w:val="22"/>
           <w:szCs w:val="20"/>
         </w:rPr>
         <w:t xml:space="preserve">Complete the ratio table. (1 kg ≈ 2.2 lb)</w:t>
@@ -1284,7 +1288,7 @@
                 <w:rFonts w:ascii="Avenir Next" w:hAnsi="Avenir Next" w:cs="Avenir Next" w:eastAsia="Avenir Next"/>
                 <w:b/>
                 <w:color w:val="1A1A1A"/>
-                <w:sz w:val="19"/>
+                <w:sz w:val="22"/>
                 <w:szCs w:val="19"/>
               </w:rPr>
               <w:t xml:space="preserve">Kilograms</w:t>
@@ -1305,7 +1309,7 @@
               <w:rPr>
                 <w:rFonts w:ascii="Avenir Next" w:hAnsi="Avenir Next" w:cs="Avenir Next" w:eastAsia="Avenir Next"/>
                 <w:color w:val="1A1A1A"/>
-                <w:sz w:val="19"/>
+                <w:sz w:val="22"/>
                 <w:szCs w:val="19"/>
               </w:rPr>
               <w:t xml:space="preserve">1</w:t>
@@ -1326,7 +1330,7 @@
               <w:rPr>
                 <w:rFonts w:ascii="Avenir Next" w:hAnsi="Avenir Next" w:cs="Avenir Next" w:eastAsia="Avenir Next"/>
                 <w:color w:val="1A1A1A"/>
-                <w:sz w:val="19"/>
+                <w:sz w:val="22"/>
                 <w:szCs w:val="19"/>
               </w:rPr>
               <w:t xml:space="preserve">5</w:t>
@@ -1358,7 +1362,7 @@
               <w:rPr>
                 <w:rFonts w:ascii="Avenir Next" w:hAnsi="Avenir Next" w:cs="Avenir Next" w:eastAsia="Avenir Next"/>
                 <w:color w:val="1A1A1A"/>
-                <w:sz w:val="19"/>
+                <w:sz w:val="22"/>
                 <w:szCs w:val="19"/>
               </w:rPr>
               <w:t xml:space="preserve">25</w:t>
@@ -1387,7 +1391,7 @@
                 <w:rFonts w:ascii="Avenir Next" w:hAnsi="Avenir Next" w:cs="Avenir Next" w:eastAsia="Avenir Next"/>
                 <w:b/>
                 <w:color w:val="1A1A1A"/>
-                <w:sz w:val="19"/>
+                <w:sz w:val="22"/>
                 <w:szCs w:val="19"/>
               </w:rPr>
               <w:t xml:space="preserve">Pounds</w:t>
@@ -1408,7 +1412,7 @@
               <w:rPr>
                 <w:rFonts w:ascii="Avenir Next" w:hAnsi="Avenir Next" w:cs="Avenir Next" w:eastAsia="Avenir Next"/>
                 <w:color w:val="1A1A1A"/>
-                <w:sz w:val="19"/>
+                <w:sz w:val="22"/>
                 <w:szCs w:val="19"/>
               </w:rPr>
               <w:t xml:space="preserve">2.2</w:t>
@@ -1440,7 +1444,7 @@
               <w:rPr>
                 <w:rFonts w:ascii="Avenir Next" w:hAnsi="Avenir Next" w:cs="Avenir Next" w:eastAsia="Avenir Next"/>
                 <w:color w:val="1A1A1A"/>
-                <w:sz w:val="19"/>
+                <w:sz w:val="22"/>
                 <w:szCs w:val="19"/>
               </w:rPr>
               <w:t xml:space="preserve">22</w:t>
@@ -1479,18 +1483,18 @@
           <w:rFonts w:ascii="Avenir Next" w:hAnsi="Avenir Next" w:cs="Avenir Next" w:eastAsia="Avenir Next"/>
           <w:b/>
           <w:color w:val="1A1A1A"/>
+          <w:sz w:val="22"/>
+          <w:szCs w:val="20"/>
+        </w:rPr>
+        <w:t xml:space="preserve">3.</w:t>
+      </w:r>
+      <w:r>
+        <w:rPr>
+          <w:rFonts w:ascii="Avenir Next" w:hAnsi="Avenir Next" w:cs="Avenir Next" w:eastAsia="Avenir Next"/>
+          <w:color w:val="1A1A1A"/>
           <w:sz w:val="20"/>
           <w:szCs w:val="20"/>
         </w:rPr>
-        <w:t xml:space="preserve">3.</w:t>
-      </w:r>
-      <w:r>
-        <w:rPr>
-          <w:rFonts w:ascii="Avenir Next" w:hAnsi="Avenir Next" w:cs="Avenir Next" w:eastAsia="Avenir Next"/>
-          <w:color w:val="1A1A1A"/>
-          <w:sz w:val="20"/>
-          <w:szCs w:val="20"/>
-        </w:rPr>
         <w:tab/>
       </w:r>
       <w:r>
@@ -1498,7 +1502,7 @@
           <w:rFonts w:ascii="Avenir Next" w:hAnsi="Avenir Next" w:cs="Avenir Next" w:eastAsia="Avenir Next"/>
           <w:b/>
           <w:color w:val="1A1A1A"/>
-          <w:sz w:val="20"/>
+          <w:sz w:val="22"/>
           <w:szCs w:val="20"/>
         </w:rPr>
         <w:t xml:space="preserve">Road Sign.  </w:t>
@@ -1507,7 +1511,7 @@
         <w:rPr>
           <w:rFonts w:ascii="Avenir Next" w:hAnsi="Avenir Next" w:cs="Avenir Next" w:eastAsia="Avenir Next"/>
           <w:color w:val="1A1A1A"/>
-          <w:sz w:val="20"/>
+          <w:sz w:val="22"/>
           <w:szCs w:val="20"/>
         </w:rPr>
         <w:t xml:space="preserve">A road sign says the next city is 96 km away. About how many miles away is it? (1 mi ≈ 1.6 km)</w:t>
@@ -1584,25 +1588,25 @@
           <w:rFonts w:ascii="Avenir Next" w:hAnsi="Avenir Next" w:cs="Avenir Next" w:eastAsia="Avenir Next"/>
           <w:b/>
           <w:color w:val="1A1A1A"/>
+          <w:sz w:val="22"/>
+          <w:szCs w:val="18"/>
+        </w:rPr>
+        <w:t xml:space="preserve">Answer</w:t>
+      </w:r>
+      <w:r>
+        <w:rPr>
+          <w:rFonts w:ascii="Avenir Next" w:hAnsi="Avenir Next" w:cs="Avenir Next" w:eastAsia="Avenir Next"/>
+          <w:color w:val="1A1A1A"/>
           <w:sz w:val="18"/>
           <w:szCs w:val="18"/>
         </w:rPr>
-        <w:t xml:space="preserve">Answer</w:t>
-      </w:r>
-      <w:r>
-        <w:rPr>
-          <w:rFonts w:ascii="Avenir Next" w:hAnsi="Avenir Next" w:cs="Avenir Next" w:eastAsia="Avenir Next"/>
-          <w:color w:val="1A1A1A"/>
-          <w:sz w:val="18"/>
-          <w:szCs w:val="18"/>
-        </w:rPr>
         <w:tab/>
       </w:r>
       <w:r>
         <w:rPr>
           <w:rFonts w:ascii="Avenir Next" w:hAnsi="Avenir Next" w:cs="Avenir Next" w:eastAsia="Avenir Next"/>
           <w:color w:val="1A1A1A"/>
-          <w:sz w:val="18"/>
+          <w:sz w:val="22"/>
           <w:szCs w:val="18"/>
         </w:rPr>
         <w:t xml:space="preserve">  miles</w:t>
@@ -1627,18 +1631,18 @@
           <w:rFonts w:ascii="Avenir Next" w:hAnsi="Avenir Next" w:cs="Avenir Next" w:eastAsia="Avenir Next"/>
           <w:b/>
           <w:color w:val="1A1A1A"/>
+          <w:sz w:val="22"/>
+          <w:szCs w:val="20"/>
+        </w:rPr>
+        <w:t xml:space="preserve">4.</w:t>
+      </w:r>
+      <w:r>
+        <w:rPr>
+          <w:rFonts w:ascii="Avenir Next" w:hAnsi="Avenir Next" w:cs="Avenir Next" w:eastAsia="Avenir Next"/>
+          <w:color w:val="1A1A1A"/>
           <w:sz w:val="20"/>
           <w:szCs w:val="20"/>
         </w:rPr>
-        <w:t xml:space="preserve">4.</w:t>
-      </w:r>
-      <w:r>
-        <w:rPr>
-          <w:rFonts w:ascii="Avenir Next" w:hAnsi="Avenir Next" w:cs="Avenir Next" w:eastAsia="Avenir Next"/>
-          <w:color w:val="1A1A1A"/>
-          <w:sz w:val="20"/>
-          <w:szCs w:val="20"/>
-        </w:rPr>
         <w:tab/>
       </w:r>
       <w:r>
@@ -1646,7 +1650,7 @@
           <w:rFonts w:ascii="Avenir Next" w:hAnsi="Avenir Next" w:cs="Avenir Next" w:eastAsia="Avenir Next"/>
           <w:b/>
           <w:color w:val="1A1A1A"/>
-          <w:sz w:val="20"/>
+          <w:sz w:val="22"/>
           <w:szCs w:val="20"/>
         </w:rPr>
         <w:t xml:space="preserve">Suitcase.  </w:t>
@@ -1655,7 +1659,7 @@
         <w:rPr>
           <w:rFonts w:ascii="Avenir Next" w:hAnsi="Avenir Next" w:cs="Avenir Next" w:eastAsia="Avenir Next"/>
           <w:color w:val="1A1A1A"/>
-          <w:sz w:val="20"/>
+          <w:sz w:val="22"/>
           <w:szCs w:val="20"/>
         </w:rPr>
         <w:t xml:space="preserve">An airline allows a suitcase of up to 23 kg. Ella’s suitcase weighs 55 lb. (1 kg ≈ 2.2 lb)</w:t>
@@ -1675,10 +1679,28 @@
           <w:rFonts w:ascii="Avenir Next" w:hAnsi="Avenir Next" w:cs="Avenir Next" w:eastAsia="Avenir Next"/>
           <w:b/>
           <w:color w:val="003A70"/>
+          <w:sz w:val="22"/>
+          <w:szCs w:val="20"/>
+        </w:rPr>
+        <w:t xml:space="preserve">a.</w:t>
+      </w:r>
+      <w:r>
+        <w:rPr>
+          <w:rFonts w:ascii="Avenir Next" w:hAnsi="Avenir Next" w:cs="Avenir Next" w:eastAsia="Avenir Next"/>
+          <w:color w:val="1A1A1A"/>
           <w:sz w:val="20"/>
           <w:szCs w:val="20"/>
         </w:rPr>
-        <w:t xml:space="preserve">a.</w:t>
+        <w:tab/>
+      </w:r>
+      <w:r>
+        <w:rPr>
+          <w:rFonts w:ascii="Avenir Next" w:hAnsi="Avenir Next" w:cs="Avenir Next" w:eastAsia="Avenir Next"/>
+          <w:color w:val="1A1A1A"/>
+          <w:sz w:val="22"/>
+          <w:szCs w:val="20"/>
+        </w:rPr>
+        <w:t xml:space="preserve">About how many kilograms does the suitcase weigh?</w:t>
       </w:r>
       <w:r>
         <w:rPr>
@@ -1687,7 +1709,7 @@
           <w:sz w:val="20"/>
           <w:szCs w:val="20"/>
         </w:rPr>
-        <w:tab/>
+        <w:t xml:space="preserve">  </w:t>
       </w:r>
       <w:r>
         <w:rPr>
@@ -1695,24 +1717,6 @@
           <w:color w:val="1A1A1A"/>
           <w:sz w:val="20"/>
           <w:szCs w:val="20"/>
-        </w:rPr>
-        <w:t xml:space="preserve">About how many kilograms does the suitcase weigh?</w:t>
-      </w:r>
-      <w:r>
-        <w:rPr>
-          <w:rFonts w:ascii="Avenir Next" w:hAnsi="Avenir Next" w:cs="Avenir Next" w:eastAsia="Avenir Next"/>
-          <w:color w:val="1A1A1A"/>
-          <w:sz w:val="20"/>
-          <w:szCs w:val="20"/>
-        </w:rPr>
-        <w:t xml:space="preserve">  </w:t>
-      </w:r>
-      <w:r>
-        <w:rPr>
-          <w:rFonts w:ascii="Avenir Next" w:hAnsi="Avenir Next" w:cs="Avenir Next" w:eastAsia="Avenir Next"/>
-          <w:color w:val="1A1A1A"/>
-          <w:sz w:val="20"/>
-          <w:szCs w:val="20"/>
           <w:u w:val="single"/>
         </w:rPr>
         <w:t xml:space="preserve">                </w:t>
@@ -1721,7 +1725,7 @@
         <w:rPr>
           <w:rFonts w:ascii="Avenir Next" w:hAnsi="Avenir Next" w:cs="Avenir Next" w:eastAsia="Avenir Next"/>
           <w:color w:val="1A1A1A"/>
-          <w:sz w:val="20"/>
+          <w:sz w:val="22"/>
           <w:szCs w:val="20"/>
         </w:rPr>
         <w:t xml:space="preserve"> kg</w:t>
@@ -1741,25 +1745,25 @@
           <w:rFonts w:ascii="Avenir Next" w:hAnsi="Avenir Next" w:cs="Avenir Next" w:eastAsia="Avenir Next"/>
           <w:b/>
           <w:color w:val="003A70"/>
+          <w:sz w:val="22"/>
+          <w:szCs w:val="20"/>
+        </w:rPr>
+        <w:t xml:space="preserve">b.</w:t>
+      </w:r>
+      <w:r>
+        <w:rPr>
+          <w:rFonts w:ascii="Avenir Next" w:hAnsi="Avenir Next" w:cs="Avenir Next" w:eastAsia="Avenir Next"/>
+          <w:color w:val="1A1A1A"/>
           <w:sz w:val="20"/>
           <w:szCs w:val="20"/>
         </w:rPr>
-        <w:t xml:space="preserve">b.</w:t>
-      </w:r>
-      <w:r>
-        <w:rPr>
-          <w:rFonts w:ascii="Avenir Next" w:hAnsi="Avenir Next" w:cs="Avenir Next" w:eastAsia="Avenir Next"/>
-          <w:color w:val="1A1A1A"/>
-          <w:sz w:val="20"/>
-          <w:szCs w:val="20"/>
-        </w:rPr>
         <w:tab/>
       </w:r>
       <w:r>
         <w:rPr>
           <w:rFonts w:ascii="Avenir Next" w:hAnsi="Avenir Next" w:cs="Avenir Next" w:eastAsia="Avenir Next"/>
           <w:color w:val="1A1A1A"/>
-          <w:sz w:val="20"/>
+          <w:sz w:val="22"/>
           <w:szCs w:val="20"/>
         </w:rPr>
         <w:t xml:space="preserve">Is it under the limit? By how much is it over or under?</w:t>
@@ -1803,18 +1807,18 @@
           <w:rFonts w:ascii="Avenir Next" w:hAnsi="Avenir Next" w:cs="Avenir Next" w:eastAsia="Avenir Next"/>
           <w:b/>
           <w:color w:val="1A1A1A"/>
+          <w:sz w:val="22"/>
+          <w:szCs w:val="20"/>
+        </w:rPr>
+        <w:t xml:space="preserve">5.</w:t>
+      </w:r>
+      <w:r>
+        <w:rPr>
+          <w:rFonts w:ascii="Avenir Next" w:hAnsi="Avenir Next" w:cs="Avenir Next" w:eastAsia="Avenir Next"/>
+          <w:color w:val="1A1A1A"/>
           <w:sz w:val="20"/>
           <w:szCs w:val="20"/>
         </w:rPr>
-        <w:t xml:space="preserve">5.</w:t>
-      </w:r>
-      <w:r>
-        <w:rPr>
-          <w:rFonts w:ascii="Avenir Next" w:hAnsi="Avenir Next" w:cs="Avenir Next" w:eastAsia="Avenir Next"/>
-          <w:color w:val="1A1A1A"/>
-          <w:sz w:val="20"/>
-          <w:szCs w:val="20"/>
-        </w:rPr>
         <w:tab/>
       </w:r>
       <w:r>
@@ -1822,7 +1826,7 @@
           <w:rFonts w:ascii="Avenir Next" w:hAnsi="Avenir Next" w:cs="Avenir Next" w:eastAsia="Avenir Next"/>
           <w:b/>
           <w:color w:val="1A1A1A"/>
-          <w:sz w:val="20"/>
+          <w:sz w:val="22"/>
           <w:szCs w:val="20"/>
         </w:rPr>
         <w:t xml:space="preserve">Compare.  </w:t>
@@ -1831,7 +1835,7 @@
         <w:rPr>
           <w:rFonts w:ascii="Avenir Next" w:hAnsi="Avenir Next" w:cs="Avenir Next" w:eastAsia="Avenir Next"/>
           <w:color w:val="1A1A1A"/>
-          <w:sz w:val="20"/>
+          <w:sz w:val="22"/>
           <w:szCs w:val="20"/>
         </w:rPr>
         <w:t xml:space="preserve">Which race is longer: a 100-meter race or a 100-yard race? (1 m ≈ 1.09 yd) Explain.</w:t>
@@ -1952,6 +1956,7 @@
           </w:tcPr>
           <w:p>
             <w:pPr>
+              <w:pStyle w:val="Heading2"/>
               <w:spacing w:before="0" w:after="0" w:line="240" w:lineRule="auto"/>
             </w:pPr>
             <w:r>
@@ -1989,7 +1994,7 @@
               <w:rPr>
                 <w:rFonts w:ascii="Avenir Next" w:hAnsi="Avenir Next" w:cs="Avenir Next" w:eastAsia="Avenir Next"/>
                 <w:color w:val="1A1A1A"/>
-                <w:sz w:val="17"/>
+                <w:sz w:val="22"/>
                 <w:szCs w:val="17"/>
               </w:rPr>
               <w:t xml:space="preserve">  I can do this on my own</w:t>
@@ -2018,7 +2023,7 @@
               <w:rPr>
                 <w:rFonts w:ascii="Avenir Next" w:hAnsi="Avenir Next" w:cs="Avenir Next" w:eastAsia="Avenir Next"/>
                 <w:color w:val="1A1A1A"/>
-                <w:sz w:val="17"/>
+                <w:sz w:val="22"/>
                 <w:szCs w:val="17"/>
               </w:rPr>
               <w:t xml:space="preserve">  I need a little help</w:t>
@@ -2047,7 +2052,7 @@
               <w:rPr>
                 <w:rFonts w:ascii="Avenir Next" w:hAnsi="Avenir Next" w:cs="Avenir Next" w:eastAsia="Avenir Next"/>
                 <w:color w:val="1A1A1A"/>
-                <w:sz w:val="17"/>
+                <w:sz w:val="22"/>
                 <w:szCs w:val="17"/>
               </w:rPr>
               <w:t xml:space="preserve">  I have a question about #</w:t>
@@ -2085,7 +2090,7 @@
         <w:rPr>
           <w:rFonts w:ascii="Avenir Next" w:hAnsi="Avenir Next" w:cs="Avenir Next" w:eastAsia="Avenir Next"/>
           <w:color w:val="5A5F66"/>
-          <w:sz w:val="17"/>
+          <w:sz w:val="22"/>
           <w:szCs w:val="17"/>
         </w:rPr>
         <w:t xml:space="preserve">Find a label that shows both systems (like 1 lb (454 g)). Check that the two amounts make sense.</w:t>
@@ -2105,10 +2110,28 @@
         <w:rPr>
           <w:rFonts w:ascii="Avenir Next" w:hAnsi="Avenir Next" w:cs="Avenir Next" w:eastAsia="Avenir Next"/>
           <w:color w:val="1A1A1A"/>
+          <w:sz w:val="22"/>
+          <w:szCs w:val="20"/>
+        </w:rPr>
+        <w:t xml:space="preserve">Name</w:t>
+      </w:r>
+      <w:r>
+        <w:rPr>
+          <w:rFonts w:ascii="Avenir Next" w:hAnsi="Avenir Next" w:cs="Avenir Next" w:eastAsia="Avenir Next"/>
+          <w:color w:val="1A1A1A"/>
           <w:sz w:val="20"/>
           <w:szCs w:val="20"/>
         </w:rPr>
-        <w:t xml:space="preserve">Name</w:t>
+        <w:tab/>
+      </w:r>
+      <w:r>
+        <w:rPr>
+          <w:rFonts w:ascii="Avenir Next" w:hAnsi="Avenir Next" w:cs="Avenir Next" w:eastAsia="Avenir Next"/>
+          <w:color w:val="1A1A1A"/>
+          <w:sz w:val="22"/>
+          <w:szCs w:val="20"/>
+        </w:rPr>
+        <w:t xml:space="preserve">   Date</w:t>
       </w:r>
       <w:r>
         <w:rPr>
@@ -2123,25 +2146,7 @@
         <w:rPr>
           <w:rFonts w:ascii="Avenir Next" w:hAnsi="Avenir Next" w:cs="Avenir Next" w:eastAsia="Avenir Next"/>
           <w:color w:val="1A1A1A"/>
-          <w:sz w:val="20"/>
-          <w:szCs w:val="20"/>
-        </w:rPr>
-        <w:t xml:space="preserve">   Date</w:t>
-      </w:r>
-      <w:r>
-        <w:rPr>
-          <w:rFonts w:ascii="Avenir Next" w:hAnsi="Avenir Next" w:cs="Avenir Next" w:eastAsia="Avenir Next"/>
-          <w:color w:val="1A1A1A"/>
-          <w:sz w:val="20"/>
-          <w:szCs w:val="20"/>
-        </w:rPr>
-        <w:tab/>
-      </w:r>
-      <w:r>
-        <w:rPr>
-          <w:rFonts w:ascii="Avenir Next" w:hAnsi="Avenir Next" w:cs="Avenir Next" w:eastAsia="Avenir Next"/>
-          <w:color w:val="1A1A1A"/>
-          <w:sz w:val="20"/>
+          <w:sz w:val="22"/>
           <w:szCs w:val="20"/>
         </w:rPr>
         <w:t xml:space="preserve">   Period</w:t>
@@ -2168,7 +2173,7 @@
           <w:caps/>
           <w:color w:val="003A70"/>
           <w:spacing w:val="12"/>
-          <w:sz w:val="19"/>
+          <w:sz w:val="22"/>
           <w:szCs w:val="19"/>
         </w:rPr>
         <w:t xml:space="preserve">Lesson 3-7  ·  Homework Packet  ·  Sheet 2 of 2</w:t>
@@ -2176,6 +2181,7 @@
     </w:p>
     <w:p>
       <w:pPr>
+        <w:pStyle w:val="Heading1"/>
         <w:keepNext/>
         <w:spacing w:before="0" w:after="0" w:line="240" w:lineRule="auto"/>
       </w:pPr>
@@ -2201,7 +2207,7 @@
         <w:rPr>
           <w:rFonts w:ascii="Avenir Next" w:hAnsi="Avenir Next" w:cs="Avenir Next" w:eastAsia="Avenir Next"/>
           <w:color w:val="5A5F66"/>
-          <w:sz w:val="17"/>
+          <w:sz w:val="22"/>
           <w:szCs w:val="17"/>
         </w:rPr>
         <w:t xml:space="preserve">Maryland Standard 6.RP.A.3d   ·   Learning target — I can solve a multi-step problem that requires converting units before using a rate.</w:t>
@@ -2248,6 +2254,7 @@
           </w:tcPr>
           <w:p>
             <w:pPr>
+              <w:pStyle w:val="Heading2"/>
               <w:spacing w:before="0" w:after="0" w:line="240" w:lineRule="auto"/>
             </w:pPr>
             <w:r>
@@ -2275,54 +2282,54 @@
                 <w:rFonts w:ascii="Avenir Next" w:hAnsi="Avenir Next" w:cs="Avenir Next" w:eastAsia="Avenir Next"/>
                 <w:b/>
                 <w:color w:val="003A70"/>
+                <w:sz w:val="22"/>
+                <w:szCs w:val="18"/>
+              </w:rPr>
+              <w:t xml:space="preserve">•</w:t>
+            </w:r>
+            <w:r>
+              <w:rPr>
+                <w:rFonts w:ascii="Avenir Next" w:hAnsi="Avenir Next" w:cs="Avenir Next" w:eastAsia="Avenir Next"/>
+                <w:color w:val="1A1A1A"/>
                 <w:sz w:val="18"/>
                 <w:szCs w:val="18"/>
               </w:rPr>
-              <w:t xml:space="preserve">•</w:t>
-            </w:r>
-            <w:r>
-              <w:rPr>
-                <w:rFonts w:ascii="Avenir Next" w:hAnsi="Avenir Next" w:cs="Avenir Next" w:eastAsia="Avenir Next"/>
-                <w:color w:val="1A1A1A"/>
-                <w:sz w:val="18"/>
+              <w:tab/>
+            </w:r>
+            <w:r>
+              <w:rPr>
+                <w:rFonts w:ascii="Avenir Next" w:hAnsi="Avenir Next" w:cs="Avenir Next" w:eastAsia="Avenir Next"/>
+                <w:b/>
+                <w:color w:val="1A1A1A"/>
+                <w:sz w:val="22"/>
                 <w:szCs w:val="18"/>
               </w:rPr>
-              <w:tab/>
+              <w:t xml:space="preserve">First</w:t>
+            </w:r>
+            <w:r>
+              <w:rPr>
+                <w:rFonts w:ascii="Avenir Next" w:hAnsi="Avenir Next" w:cs="Avenir Next" w:eastAsia="Avenir Next"/>
+                <w:color w:val="1A1A1A"/>
+                <w:sz w:val="22"/>
+                <w:szCs w:val="18"/>
+              </w:rPr>
+              <w:t xml:space="preserve"> convert to the unit the rate uses. </w:t>
             </w:r>
             <w:r>
               <w:rPr>
                 <w:rFonts w:ascii="Avenir Next" w:hAnsi="Avenir Next" w:cs="Avenir Next" w:eastAsia="Avenir Next"/>
                 <w:b/>
                 <w:color w:val="1A1A1A"/>
-                <w:sz w:val="18"/>
+                <w:sz w:val="22"/>
                 <w:szCs w:val="18"/>
               </w:rPr>
-              <w:t xml:space="preserve">First</w:t>
-            </w:r>
-            <w:r>
-              <w:rPr>
-                <w:rFonts w:ascii="Avenir Next" w:hAnsi="Avenir Next" w:cs="Avenir Next" w:eastAsia="Avenir Next"/>
-                <w:color w:val="1A1A1A"/>
-                <w:sz w:val="18"/>
-                <w:szCs w:val="18"/>
-              </w:rPr>
-              <w:t xml:space="preserve"> convert to the unit the rate uses. </w:t>
-            </w:r>
-            <w:r>
-              <w:rPr>
-                <w:rFonts w:ascii="Avenir Next" w:hAnsi="Avenir Next" w:cs="Avenir Next" w:eastAsia="Avenir Next"/>
-                <w:b/>
-                <w:color w:val="1A1A1A"/>
-                <w:sz w:val="18"/>
-                <w:szCs w:val="18"/>
-              </w:rPr>
               <w:t xml:space="preserve">Then</w:t>
             </w:r>
             <w:r>
               <w:rPr>
                 <w:rFonts w:ascii="Avenir Next" w:hAnsi="Avenir Next" w:cs="Avenir Next" w:eastAsia="Avenir Next"/>
                 <w:color w:val="1A1A1A"/>
-                <w:sz w:val="18"/>
+                <w:sz w:val="22"/>
                 <w:szCs w:val="18"/>
               </w:rPr>
               <w:t xml:space="preserve"> apply the rate.</w:t>
@@ -2341,25 +2348,25 @@
                 <w:rFonts w:ascii="Avenir Next" w:hAnsi="Avenir Next" w:cs="Avenir Next" w:eastAsia="Avenir Next"/>
                 <w:b/>
                 <w:color w:val="003A70"/>
+                <w:sz w:val="22"/>
+                <w:szCs w:val="18"/>
+              </w:rPr>
+              <w:t xml:space="preserve">•</w:t>
+            </w:r>
+            <w:r>
+              <w:rPr>
+                <w:rFonts w:ascii="Avenir Next" w:hAnsi="Avenir Next" w:cs="Avenir Next" w:eastAsia="Avenir Next"/>
+                <w:color w:val="1A1A1A"/>
                 <w:sz w:val="18"/>
                 <w:szCs w:val="18"/>
               </w:rPr>
-              <w:t xml:space="preserve">•</w:t>
-            </w:r>
-            <w:r>
-              <w:rPr>
-                <w:rFonts w:ascii="Avenir Next" w:hAnsi="Avenir Next" w:cs="Avenir Next" w:eastAsia="Avenir Next"/>
-                <w:color w:val="1A1A1A"/>
-                <w:sz w:val="18"/>
-                <w:szCs w:val="18"/>
-              </w:rPr>
               <w:tab/>
             </w:r>
             <w:r>
               <w:rPr>
                 <w:rFonts w:ascii="Avenir Next" w:hAnsi="Avenir Next" w:cs="Avenir Next" w:eastAsia="Avenir Next"/>
                 <w:color w:val="1A1A1A"/>
-                <w:sz w:val="18"/>
+                <w:sz w:val="22"/>
                 <w:szCs w:val="18"/>
               </w:rPr>
               <w:t xml:space="preserve">Keep track of the units at every step. Label your final answer.</w:t>
@@ -2374,6 +2381,7 @@
           </w:tcPr>
           <w:p>
             <w:pPr>
+              <w:pStyle w:val="Heading2"/>
               <w:spacing w:before="0" w:after="0" w:line="240" w:lineRule="auto"/>
             </w:pPr>
             <w:r>
@@ -2396,7 +2404,7 @@
               <w:rPr>
                 <w:rFonts w:ascii="Avenir Next" w:hAnsi="Avenir Next" w:cs="Avenir Next" w:eastAsia="Avenir Next"/>
                 <w:color w:val="1A1A1A"/>
-                <w:sz w:val="17"/>
+                <w:sz w:val="22"/>
                 <w:szCs w:val="17"/>
               </w:rPr>
               <w:t xml:space="preserve">A dog weighs 55 lb. The dose is 6 mg per kg. (1 kg ≈ 2.2 lb) Find the dose.</w:t>
@@ -2415,25 +2423,25 @@
                 <w:rFonts w:ascii="Avenir Next" w:hAnsi="Avenir Next" w:cs="Avenir Next" w:eastAsia="Avenir Next"/>
                 <w:b/>
                 <w:color w:val="003A70"/>
+                <w:sz w:val="22"/>
+                <w:szCs w:val="17"/>
+              </w:rPr>
+              <w:t xml:space="preserve">Step 1</w:t>
+            </w:r>
+            <w:r>
+              <w:rPr>
+                <w:rFonts w:ascii="Avenir Next" w:hAnsi="Avenir Next" w:cs="Avenir Next" w:eastAsia="Avenir Next"/>
+                <w:color w:val="1A1A1A"/>
                 <w:sz w:val="17"/>
                 <w:szCs w:val="17"/>
               </w:rPr>
-              <w:t xml:space="preserve">Step 1</w:t>
-            </w:r>
-            <w:r>
-              <w:rPr>
-                <w:rFonts w:ascii="Avenir Next" w:hAnsi="Avenir Next" w:cs="Avenir Next" w:eastAsia="Avenir Next"/>
-                <w:color w:val="1A1A1A"/>
-                <w:sz w:val="17"/>
-                <w:szCs w:val="17"/>
-              </w:rPr>
               <w:tab/>
             </w:r>
             <w:r>
               <w:rPr>
                 <w:rFonts w:ascii="Avenir Next" w:hAnsi="Avenir Next" w:cs="Avenir Next" w:eastAsia="Avenir Next"/>
                 <w:color w:val="1A1A1A"/>
-                <w:sz w:val="17"/>
+                <w:sz w:val="22"/>
                 <w:szCs w:val="17"/>
               </w:rPr>
               <w:t xml:space="preserve">Convert to kilograms: 55 ÷ 2.2 = 25 kg</w:t>
@@ -2452,25 +2460,25 @@
                 <w:rFonts w:ascii="Avenir Next" w:hAnsi="Avenir Next" w:cs="Avenir Next" w:eastAsia="Avenir Next"/>
                 <w:b/>
                 <w:color w:val="003A70"/>
+                <w:sz w:val="22"/>
+                <w:szCs w:val="17"/>
+              </w:rPr>
+              <w:t xml:space="preserve">Step 2</w:t>
+            </w:r>
+            <w:r>
+              <w:rPr>
+                <w:rFonts w:ascii="Avenir Next" w:hAnsi="Avenir Next" w:cs="Avenir Next" w:eastAsia="Avenir Next"/>
+                <w:color w:val="1A1A1A"/>
                 <w:sz w:val="17"/>
                 <w:szCs w:val="17"/>
               </w:rPr>
-              <w:t xml:space="preserve">Step 2</w:t>
-            </w:r>
-            <w:r>
-              <w:rPr>
-                <w:rFonts w:ascii="Avenir Next" w:hAnsi="Avenir Next" w:cs="Avenir Next" w:eastAsia="Avenir Next"/>
-                <w:color w:val="1A1A1A"/>
-                <w:sz w:val="17"/>
-                <w:szCs w:val="17"/>
-              </w:rPr>
               <w:tab/>
             </w:r>
             <w:r>
               <w:rPr>
                 <w:rFonts w:ascii="Avenir Next" w:hAnsi="Avenir Next" w:cs="Avenir Next" w:eastAsia="Avenir Next"/>
                 <w:color w:val="1A1A1A"/>
-                <w:sz w:val="17"/>
+                <w:sz w:val="22"/>
                 <w:szCs w:val="17"/>
               </w:rPr>
               <w:t xml:space="preserve">Apply the rate: 25 × 6 = 150</w:t>
@@ -2489,18 +2497,18 @@
                 <w:rFonts w:ascii="Avenir Next" w:hAnsi="Avenir Next" w:cs="Avenir Next" w:eastAsia="Avenir Next"/>
                 <w:b/>
                 <w:color w:val="1A1A1A"/>
+                <w:sz w:val="22"/>
+                <w:szCs w:val="17"/>
+              </w:rPr>
+              <w:t xml:space="preserve">Answer</w:t>
+            </w:r>
+            <w:r>
+              <w:rPr>
+                <w:rFonts w:ascii="Avenir Next" w:hAnsi="Avenir Next" w:cs="Avenir Next" w:eastAsia="Avenir Next"/>
+                <w:color w:val="1A1A1A"/>
                 <w:sz w:val="17"/>
                 <w:szCs w:val="17"/>
               </w:rPr>
-              <w:t xml:space="preserve">Answer</w:t>
-            </w:r>
-            <w:r>
-              <w:rPr>
-                <w:rFonts w:ascii="Avenir Next" w:hAnsi="Avenir Next" w:cs="Avenir Next" w:eastAsia="Avenir Next"/>
-                <w:color w:val="1A1A1A"/>
-                <w:sz w:val="17"/>
-                <w:szCs w:val="17"/>
-              </w:rPr>
               <w:tab/>
             </w:r>
             <w:r>
@@ -2508,7 +2516,7 @@
                 <w:rFonts w:ascii="Avenir Next" w:hAnsi="Avenir Next" w:cs="Avenir Next" w:eastAsia="Avenir Next"/>
                 <w:b/>
                 <w:color w:val="1A1A1A"/>
-                <w:sz w:val="17"/>
+                <w:sz w:val="22"/>
                 <w:szCs w:val="17"/>
               </w:rPr>
               <w:t xml:space="preserve">150 mg</w:t>
@@ -2519,6 +2527,7 @@
     </w:tbl>
     <w:p>
       <w:pPr>
+        <w:pStyle w:val="Heading2"/>
         <w:keepNext/>
         <w:pBdr>
           <w:bottom w:val="single" w:sz="8" w:space="3" w:color="003A70"/>
@@ -2534,7 +2543,7 @@
           <w:b/>
           <w:color w:val="003A70"/>
           <w:spacing w:val="14"/>
-          <w:sz w:val="19"/>
+          <w:sz w:val="22"/>
           <w:szCs w:val="19"/>
         </w:rPr>
         <w:t xml:space="preserve">PRACTICE</w:t>
@@ -2553,7 +2562,7 @@
           <w:rFonts w:ascii="Avenir Next" w:hAnsi="Avenir Next" w:cs="Avenir Next" w:eastAsia="Avenir Next"/>
           <w:i/>
           <w:color w:val="5A5F66"/>
-          <w:sz w:val="17"/>
+          <w:sz w:val="22"/>
           <w:szCs w:val="17"/>
         </w:rPr>
         <w:t xml:space="preserve">show your work · label units</w:t>
@@ -2573,25 +2582,25 @@
           <w:rFonts w:ascii="Avenir Next" w:hAnsi="Avenir Next" w:cs="Avenir Next" w:eastAsia="Avenir Next"/>
           <w:b/>
           <w:color w:val="1A1A1A"/>
+          <w:sz w:val="22"/>
+          <w:szCs w:val="20"/>
+        </w:rPr>
+        <w:t xml:space="preserve">1.</w:t>
+      </w:r>
+      <w:r>
+        <w:rPr>
+          <w:rFonts w:ascii="Avenir Next" w:hAnsi="Avenir Next" w:cs="Avenir Next" w:eastAsia="Avenir Next"/>
+          <w:color w:val="1A1A1A"/>
           <w:sz w:val="20"/>
           <w:szCs w:val="20"/>
         </w:rPr>
-        <w:t xml:space="preserve">1.</w:t>
-      </w:r>
-      <w:r>
-        <w:rPr>
-          <w:rFonts w:ascii="Avenir Next" w:hAnsi="Avenir Next" w:cs="Avenir Next" w:eastAsia="Avenir Next"/>
-          <w:color w:val="1A1A1A"/>
-          <w:sz w:val="20"/>
-          <w:szCs w:val="20"/>
-        </w:rPr>
         <w:tab/>
       </w:r>
       <w:r>
         <w:rPr>
           <w:rFonts w:ascii="Avenir Next" w:hAnsi="Avenir Next" w:cs="Avenir Next" w:eastAsia="Avenir Next"/>
           <w:color w:val="1A1A1A"/>
-          <w:sz w:val="20"/>
+          <w:sz w:val="22"/>
           <w:szCs w:val="20"/>
         </w:rPr>
         <w:t xml:space="preserve">Complete each step. (1 kg ≈ 2.2 lb; 1 tbsp = 3 tsp; 1 L = 1,000 mL)</w:t>
@@ -2646,10 +2655,28 @@
                 <w:rFonts w:ascii="Avenir Next" w:hAnsi="Avenir Next" w:cs="Avenir Next" w:eastAsia="Avenir Next"/>
                 <w:b/>
                 <w:color w:val="003A70"/>
+                <w:sz w:val="22"/>
+                <w:szCs w:val="20"/>
+              </w:rPr>
+              <w:t xml:space="preserve">a.</w:t>
+            </w:r>
+            <w:r>
+              <w:rPr>
+                <w:rFonts w:ascii="Avenir Next" w:hAnsi="Avenir Next" w:cs="Avenir Next" w:eastAsia="Avenir Next"/>
+                <w:color w:val="1A1A1A"/>
                 <w:sz w:val="20"/>
                 <w:szCs w:val="20"/>
               </w:rPr>
-              <w:t xml:space="preserve">a.</w:t>
+              <w:tab/>
+            </w:r>
+            <w:r>
+              <w:rPr>
+                <w:rFonts w:ascii="Avenir Next" w:hAnsi="Avenir Next" w:cs="Avenir Next" w:eastAsia="Avenir Next"/>
+                <w:color w:val="1A1A1A"/>
+                <w:sz w:val="22"/>
+                <w:szCs w:val="20"/>
+              </w:rPr>
+              <w:t xml:space="preserve">77 lb ≈</w:t>
             </w:r>
             <w:r>
               <w:rPr>
@@ -2658,7 +2685,7 @@
                 <w:sz w:val="20"/>
                 <w:szCs w:val="20"/>
               </w:rPr>
-              <w:tab/>
+              <w:t xml:space="preserve">  </w:t>
             </w:r>
             <w:r>
               <w:rPr>
@@ -2666,24 +2693,6 @@
                 <w:color w:val="1A1A1A"/>
                 <w:sz w:val="20"/>
                 <w:szCs w:val="20"/>
-              </w:rPr>
-              <w:t xml:space="preserve">77 lb ≈</w:t>
-            </w:r>
-            <w:r>
-              <w:rPr>
-                <w:rFonts w:ascii="Avenir Next" w:hAnsi="Avenir Next" w:cs="Avenir Next" w:eastAsia="Avenir Next"/>
-                <w:color w:val="1A1A1A"/>
-                <w:sz w:val="20"/>
-                <w:szCs w:val="20"/>
-              </w:rPr>
-              <w:t xml:space="preserve">  </w:t>
-            </w:r>
-            <w:r>
-              <w:rPr>
-                <w:rFonts w:ascii="Avenir Next" w:hAnsi="Avenir Next" w:cs="Avenir Next" w:eastAsia="Avenir Next"/>
-                <w:color w:val="1A1A1A"/>
-                <w:sz w:val="20"/>
-                <w:szCs w:val="20"/>
                 <w:u w:val="single"/>
               </w:rPr>
               <w:t xml:space="preserve">        </w:t>
@@ -2692,7 +2701,7 @@
               <w:rPr>
                 <w:rFonts w:ascii="Avenir Next" w:hAnsi="Avenir Next" w:cs="Avenir Next" w:eastAsia="Avenir Next"/>
                 <w:color w:val="1A1A1A"/>
-                <w:sz w:val="20"/>
+                <w:sz w:val="22"/>
                 <w:szCs w:val="20"/>
               </w:rPr>
               <w:t xml:space="preserve"> kg</w:t>
@@ -2717,10 +2726,28 @@
                 <w:rFonts w:ascii="Avenir Next" w:hAnsi="Avenir Next" w:cs="Avenir Next" w:eastAsia="Avenir Next"/>
                 <w:b/>
                 <w:color w:val="003A70"/>
+                <w:sz w:val="22"/>
+                <w:szCs w:val="20"/>
+              </w:rPr>
+              <w:t xml:space="preserve">b.</w:t>
+            </w:r>
+            <w:r>
+              <w:rPr>
+                <w:rFonts w:ascii="Avenir Next" w:hAnsi="Avenir Next" w:cs="Avenir Next" w:eastAsia="Avenir Next"/>
+                <w:color w:val="1A1A1A"/>
                 <w:sz w:val="20"/>
                 <w:szCs w:val="20"/>
               </w:rPr>
-              <w:t xml:space="preserve">b.</w:t>
+              <w:tab/>
+            </w:r>
+            <w:r>
+              <w:rPr>
+                <w:rFonts w:ascii="Avenir Next" w:hAnsi="Avenir Next" w:cs="Avenir Next" w:eastAsia="Avenir Next"/>
+                <w:color w:val="1A1A1A"/>
+                <w:sz w:val="22"/>
+                <w:szCs w:val="20"/>
+              </w:rPr>
+              <w:t xml:space="preserve">35 kg × 4 mg per kg =</w:t>
             </w:r>
             <w:r>
               <w:rPr>
@@ -2729,7 +2756,7 @@
                 <w:sz w:val="20"/>
                 <w:szCs w:val="20"/>
               </w:rPr>
-              <w:tab/>
+              <w:t xml:space="preserve">  </w:t>
             </w:r>
             <w:r>
               <w:rPr>
@@ -2737,24 +2764,6 @@
                 <w:color w:val="1A1A1A"/>
                 <w:sz w:val="20"/>
                 <w:szCs w:val="20"/>
-              </w:rPr>
-              <w:t xml:space="preserve">35 kg × 4 mg per kg =</w:t>
-            </w:r>
-            <w:r>
-              <w:rPr>
-                <w:rFonts w:ascii="Avenir Next" w:hAnsi="Avenir Next" w:cs="Avenir Next" w:eastAsia="Avenir Next"/>
-                <w:color w:val="1A1A1A"/>
-                <w:sz w:val="20"/>
-                <w:szCs w:val="20"/>
-              </w:rPr>
-              <w:t xml:space="preserve">  </w:t>
-            </w:r>
-            <w:r>
-              <w:rPr>
-                <w:rFonts w:ascii="Avenir Next" w:hAnsi="Avenir Next" w:cs="Avenir Next" w:eastAsia="Avenir Next"/>
-                <w:color w:val="1A1A1A"/>
-                <w:sz w:val="20"/>
-                <w:szCs w:val="20"/>
                 <w:u w:val="single"/>
               </w:rPr>
               <w:t xml:space="preserve">        </w:t>
@@ -2763,7 +2772,7 @@
               <w:rPr>
                 <w:rFonts w:ascii="Avenir Next" w:hAnsi="Avenir Next" w:cs="Avenir Next" w:eastAsia="Avenir Next"/>
                 <w:color w:val="1A1A1A"/>
-                <w:sz w:val="20"/>
+                <w:sz w:val="22"/>
                 <w:szCs w:val="20"/>
               </w:rPr>
               <w:t xml:space="preserve"> mg</w:t>
@@ -2794,10 +2803,28 @@
                 <w:rFonts w:ascii="Avenir Next" w:hAnsi="Avenir Next" w:cs="Avenir Next" w:eastAsia="Avenir Next"/>
                 <w:b/>
                 <w:color w:val="003A70"/>
+                <w:sz w:val="22"/>
+                <w:szCs w:val="20"/>
+              </w:rPr>
+              <w:t xml:space="preserve">c.</w:t>
+            </w:r>
+            <w:r>
+              <w:rPr>
+                <w:rFonts w:ascii="Avenir Next" w:hAnsi="Avenir Next" w:cs="Avenir Next" w:eastAsia="Avenir Next"/>
+                <w:color w:val="1A1A1A"/>
                 <w:sz w:val="20"/>
                 <w:szCs w:val="20"/>
               </w:rPr>
-              <w:t xml:space="preserve">c.</w:t>
+              <w:tab/>
+            </w:r>
+            <w:r>
+              <w:rPr>
+                <w:rFonts w:ascii="Avenir Next" w:hAnsi="Avenir Next" w:cs="Avenir Next" w:eastAsia="Avenir Next"/>
+                <w:color w:val="1A1A1A"/>
+                <w:sz w:val="22"/>
+                <w:szCs w:val="20"/>
+              </w:rPr>
+              <w:t xml:space="preserve">2 tbsp =</w:t>
             </w:r>
             <w:r>
               <w:rPr>
@@ -2806,7 +2833,7 @@
                 <w:sz w:val="20"/>
                 <w:szCs w:val="20"/>
               </w:rPr>
-              <w:tab/>
+              <w:t xml:space="preserve">  </w:t>
             </w:r>
             <w:r>
               <w:rPr>
@@ -2814,24 +2841,6 @@
                 <w:color w:val="1A1A1A"/>
                 <w:sz w:val="20"/>
                 <w:szCs w:val="20"/>
-              </w:rPr>
-              <w:t xml:space="preserve">2 tbsp =</w:t>
-            </w:r>
-            <w:r>
-              <w:rPr>
-                <w:rFonts w:ascii="Avenir Next" w:hAnsi="Avenir Next" w:cs="Avenir Next" w:eastAsia="Avenir Next"/>
-                <w:color w:val="1A1A1A"/>
-                <w:sz w:val="20"/>
-                <w:szCs w:val="20"/>
-              </w:rPr>
-              <w:t xml:space="preserve">  </w:t>
-            </w:r>
-            <w:r>
-              <w:rPr>
-                <w:rFonts w:ascii="Avenir Next" w:hAnsi="Avenir Next" w:cs="Avenir Next" w:eastAsia="Avenir Next"/>
-                <w:color w:val="1A1A1A"/>
-                <w:sz w:val="20"/>
-                <w:szCs w:val="20"/>
                 <w:u w:val="single"/>
               </w:rPr>
               <w:t xml:space="preserve">        </w:t>
@@ -2840,7 +2849,7 @@
               <w:rPr>
                 <w:rFonts w:ascii="Avenir Next" w:hAnsi="Avenir Next" w:cs="Avenir Next" w:eastAsia="Avenir Next"/>
                 <w:color w:val="1A1A1A"/>
-                <w:sz w:val="20"/>
+                <w:sz w:val="22"/>
                 <w:szCs w:val="20"/>
               </w:rPr>
               <w:t xml:space="preserve"> tsp</w:t>
@@ -2865,10 +2874,28 @@
                 <w:rFonts w:ascii="Avenir Next" w:hAnsi="Avenir Next" w:cs="Avenir Next" w:eastAsia="Avenir Next"/>
                 <w:b/>
                 <w:color w:val="003A70"/>
+                <w:sz w:val="22"/>
+                <w:szCs w:val="20"/>
+              </w:rPr>
+              <w:t xml:space="preserve">d.</w:t>
+            </w:r>
+            <w:r>
+              <w:rPr>
+                <w:rFonts w:ascii="Avenir Next" w:hAnsi="Avenir Next" w:cs="Avenir Next" w:eastAsia="Avenir Next"/>
+                <w:color w:val="1A1A1A"/>
                 <w:sz w:val="20"/>
                 <w:szCs w:val="20"/>
               </w:rPr>
-              <w:t xml:space="preserve">d.</w:t>
+              <w:tab/>
+            </w:r>
+            <w:r>
+              <w:rPr>
+                <w:rFonts w:ascii="Avenir Next" w:hAnsi="Avenir Next" w:cs="Avenir Next" w:eastAsia="Avenir Next"/>
+                <w:color w:val="1A1A1A"/>
+                <w:sz w:val="22"/>
+                <w:szCs w:val="20"/>
+              </w:rPr>
+              <w:t xml:space="preserve">1.5 L =</w:t>
             </w:r>
             <w:r>
               <w:rPr>
@@ -2877,7 +2904,7 @@
                 <w:sz w:val="20"/>
                 <w:szCs w:val="20"/>
               </w:rPr>
-              <w:tab/>
+              <w:t xml:space="preserve">  </w:t>
             </w:r>
             <w:r>
               <w:rPr>
@@ -2885,24 +2912,6 @@
                 <w:color w:val="1A1A1A"/>
                 <w:sz w:val="20"/>
                 <w:szCs w:val="20"/>
-              </w:rPr>
-              <w:t xml:space="preserve">1.5 L =</w:t>
-            </w:r>
-            <w:r>
-              <w:rPr>
-                <w:rFonts w:ascii="Avenir Next" w:hAnsi="Avenir Next" w:cs="Avenir Next" w:eastAsia="Avenir Next"/>
-                <w:color w:val="1A1A1A"/>
-                <w:sz w:val="20"/>
-                <w:szCs w:val="20"/>
-              </w:rPr>
-              <w:t xml:space="preserve">  </w:t>
-            </w:r>
-            <w:r>
-              <w:rPr>
-                <w:rFonts w:ascii="Avenir Next" w:hAnsi="Avenir Next" w:cs="Avenir Next" w:eastAsia="Avenir Next"/>
-                <w:color w:val="1A1A1A"/>
-                <w:sz w:val="20"/>
-                <w:szCs w:val="20"/>
                 <w:u w:val="single"/>
               </w:rPr>
               <w:t xml:space="preserve">        </w:t>
@@ -2911,7 +2920,7 @@
               <w:rPr>
                 <w:rFonts w:ascii="Avenir Next" w:hAnsi="Avenir Next" w:cs="Avenir Next" w:eastAsia="Avenir Next"/>
                 <w:color w:val="1A1A1A"/>
-                <w:sz w:val="20"/>
+                <w:sz w:val="22"/>
                 <w:szCs w:val="20"/>
               </w:rPr>
               <w:t xml:space="preserve"> mL</w:t>
@@ -2939,18 +2948,18 @@
           <w:rFonts w:ascii="Avenir Next" w:hAnsi="Avenir Next" w:cs="Avenir Next" w:eastAsia="Avenir Next"/>
           <w:b/>
           <w:color w:val="1A1A1A"/>
+          <w:sz w:val="22"/>
+          <w:szCs w:val="20"/>
+        </w:rPr>
+        <w:t xml:space="preserve">2.</w:t>
+      </w:r>
+      <w:r>
+        <w:rPr>
+          <w:rFonts w:ascii="Avenir Next" w:hAnsi="Avenir Next" w:cs="Avenir Next" w:eastAsia="Avenir Next"/>
+          <w:color w:val="1A1A1A"/>
           <w:sz w:val="20"/>
           <w:szCs w:val="20"/>
         </w:rPr>
-        <w:t xml:space="preserve">2.</w:t>
-      </w:r>
-      <w:r>
-        <w:rPr>
-          <w:rFonts w:ascii="Avenir Next" w:hAnsi="Avenir Next" w:cs="Avenir Next" w:eastAsia="Avenir Next"/>
-          <w:color w:val="1A1A1A"/>
-          <w:sz w:val="20"/>
-          <w:szCs w:val="20"/>
-        </w:rPr>
         <w:tab/>
       </w:r>
       <w:r>
@@ -2958,7 +2967,7 @@
           <w:rFonts w:ascii="Avenir Next" w:hAnsi="Avenir Next" w:cs="Avenir Next" w:eastAsia="Avenir Next"/>
           <w:b/>
           <w:color w:val="1A1A1A"/>
-          <w:sz w:val="20"/>
+          <w:sz w:val="22"/>
           <w:szCs w:val="20"/>
         </w:rPr>
         <w:t xml:space="preserve">Cat Medicine.  </w:t>
@@ -2967,7 +2976,7 @@
         <w:rPr>
           <w:rFonts w:ascii="Avenir Next" w:hAnsi="Avenir Next" w:cs="Avenir Next" w:eastAsia="Avenir Next"/>
           <w:color w:val="1A1A1A"/>
-          <w:sz w:val="20"/>
+          <w:sz w:val="22"/>
           <w:szCs w:val="20"/>
         </w:rPr>
         <w:t xml:space="preserve">A cat weighs 8.8 lb. The dose is 5 mg per kg. (1 kg ≈ 2.2 lb)</w:t>
@@ -2987,10 +2996,28 @@
           <w:rFonts w:ascii="Avenir Next" w:hAnsi="Avenir Next" w:cs="Avenir Next" w:eastAsia="Avenir Next"/>
           <w:b/>
           <w:color w:val="003A70"/>
+          <w:sz w:val="22"/>
+          <w:szCs w:val="20"/>
+        </w:rPr>
+        <w:t xml:space="preserve">a.</w:t>
+      </w:r>
+      <w:r>
+        <w:rPr>
+          <w:rFonts w:ascii="Avenir Next" w:hAnsi="Avenir Next" w:cs="Avenir Next" w:eastAsia="Avenir Next"/>
+          <w:color w:val="1A1A1A"/>
           <w:sz w:val="20"/>
           <w:szCs w:val="20"/>
         </w:rPr>
-        <w:t xml:space="preserve">a.</w:t>
+        <w:tab/>
+      </w:r>
+      <w:r>
+        <w:rPr>
+          <w:rFonts w:ascii="Avenir Next" w:hAnsi="Avenir Next" w:cs="Avenir Next" w:eastAsia="Avenir Next"/>
+          <w:color w:val="1A1A1A"/>
+          <w:sz w:val="22"/>
+          <w:szCs w:val="20"/>
+        </w:rPr>
+        <w:t xml:space="preserve">Weight in kilograms:</w:t>
       </w:r>
       <w:r>
         <w:rPr>
@@ -2999,7 +3026,7 @@
           <w:sz w:val="20"/>
           <w:szCs w:val="20"/>
         </w:rPr>
-        <w:tab/>
+        <w:t xml:space="preserve">  </w:t>
       </w:r>
       <w:r>
         <w:rPr>
@@ -3007,24 +3034,6 @@
           <w:color w:val="1A1A1A"/>
           <w:sz w:val="20"/>
           <w:szCs w:val="20"/>
-        </w:rPr>
-        <w:t xml:space="preserve">Weight in kilograms:</w:t>
-      </w:r>
-      <w:r>
-        <w:rPr>
-          <w:rFonts w:ascii="Avenir Next" w:hAnsi="Avenir Next" w:cs="Avenir Next" w:eastAsia="Avenir Next"/>
-          <w:color w:val="1A1A1A"/>
-          <w:sz w:val="20"/>
-          <w:szCs w:val="20"/>
-        </w:rPr>
-        <w:t xml:space="preserve">  </w:t>
-      </w:r>
-      <w:r>
-        <w:rPr>
-          <w:rFonts w:ascii="Avenir Next" w:hAnsi="Avenir Next" w:cs="Avenir Next" w:eastAsia="Avenir Next"/>
-          <w:color w:val="1A1A1A"/>
-          <w:sz w:val="20"/>
-          <w:szCs w:val="20"/>
           <w:u w:val="single"/>
         </w:rPr>
         <w:t xml:space="preserve">                </w:t>
@@ -3033,7 +3042,7 @@
         <w:rPr>
           <w:rFonts w:ascii="Avenir Next" w:hAnsi="Avenir Next" w:cs="Avenir Next" w:eastAsia="Avenir Next"/>
           <w:color w:val="1A1A1A"/>
-          <w:sz w:val="20"/>
+          <w:sz w:val="22"/>
           <w:szCs w:val="20"/>
         </w:rPr>
         <w:t xml:space="preserve"> kg</w:t>
@@ -3053,10 +3062,28 @@
           <w:rFonts w:ascii="Avenir Next" w:hAnsi="Avenir Next" w:cs="Avenir Next" w:eastAsia="Avenir Next"/>
           <w:b/>
           <w:color w:val="003A70"/>
+          <w:sz w:val="22"/>
+          <w:szCs w:val="20"/>
+        </w:rPr>
+        <w:t xml:space="preserve">b.</w:t>
+      </w:r>
+      <w:r>
+        <w:rPr>
+          <w:rFonts w:ascii="Avenir Next" w:hAnsi="Avenir Next" w:cs="Avenir Next" w:eastAsia="Avenir Next"/>
+          <w:color w:val="1A1A1A"/>
           <w:sz w:val="20"/>
           <w:szCs w:val="20"/>
         </w:rPr>
-        <w:t xml:space="preserve">b.</w:t>
+        <w:tab/>
+      </w:r>
+      <w:r>
+        <w:rPr>
+          <w:rFonts w:ascii="Avenir Next" w:hAnsi="Avenir Next" w:cs="Avenir Next" w:eastAsia="Avenir Next"/>
+          <w:color w:val="1A1A1A"/>
+          <w:sz w:val="22"/>
+          <w:szCs w:val="20"/>
+        </w:rPr>
+        <w:t xml:space="preserve">Dose:</w:t>
       </w:r>
       <w:r>
         <w:rPr>
@@ -3065,7 +3092,7 @@
           <w:sz w:val="20"/>
           <w:szCs w:val="20"/>
         </w:rPr>
-        <w:tab/>
+        <w:t xml:space="preserve">  </w:t>
       </w:r>
       <w:r>
         <w:rPr>
@@ -3073,24 +3100,6 @@
           <w:color w:val="1A1A1A"/>
           <w:sz w:val="20"/>
           <w:szCs w:val="20"/>
-        </w:rPr>
-        <w:t xml:space="preserve">Dose:</w:t>
-      </w:r>
-      <w:r>
-        <w:rPr>
-          <w:rFonts w:ascii="Avenir Next" w:hAnsi="Avenir Next" w:cs="Avenir Next" w:eastAsia="Avenir Next"/>
-          <w:color w:val="1A1A1A"/>
-          <w:sz w:val="20"/>
-          <w:szCs w:val="20"/>
-        </w:rPr>
-        <w:t xml:space="preserve">  </w:t>
-      </w:r>
-      <w:r>
-        <w:rPr>
-          <w:rFonts w:ascii="Avenir Next" w:hAnsi="Avenir Next" w:cs="Avenir Next" w:eastAsia="Avenir Next"/>
-          <w:color w:val="1A1A1A"/>
-          <w:sz w:val="20"/>
-          <w:szCs w:val="20"/>
           <w:u w:val="single"/>
         </w:rPr>
         <w:t xml:space="preserve">                </w:t>
@@ -3099,7 +3108,7 @@
         <w:rPr>
           <w:rFonts w:ascii="Avenir Next" w:hAnsi="Avenir Next" w:cs="Avenir Next" w:eastAsia="Avenir Next"/>
           <w:color w:val="1A1A1A"/>
-          <w:sz w:val="20"/>
+          <w:sz w:val="22"/>
           <w:szCs w:val="20"/>
         </w:rPr>
         <w:t xml:space="preserve"> mg</w:t>
@@ -3124,18 +3133,18 @@
           <w:rFonts w:ascii="Avenir Next" w:hAnsi="Avenir Next" w:cs="Avenir Next" w:eastAsia="Avenir Next"/>
           <w:b/>
           <w:color w:val="1A1A1A"/>
+          <w:sz w:val="22"/>
+          <w:szCs w:val="20"/>
+        </w:rPr>
+        <w:t xml:space="preserve">3.</w:t>
+      </w:r>
+      <w:r>
+        <w:rPr>
+          <w:rFonts w:ascii="Avenir Next" w:hAnsi="Avenir Next" w:cs="Avenir Next" w:eastAsia="Avenir Next"/>
+          <w:color w:val="1A1A1A"/>
           <w:sz w:val="20"/>
           <w:szCs w:val="20"/>
         </w:rPr>
-        <w:t xml:space="preserve">3.</w:t>
-      </w:r>
-      <w:r>
-        <w:rPr>
-          <w:rFonts w:ascii="Avenir Next" w:hAnsi="Avenir Next" w:cs="Avenir Next" w:eastAsia="Avenir Next"/>
-          <w:color w:val="1A1A1A"/>
-          <w:sz w:val="20"/>
-          <w:szCs w:val="20"/>
-        </w:rPr>
         <w:tab/>
       </w:r>
       <w:r>
@@ -3143,7 +3152,7 @@
           <w:rFonts w:ascii="Avenir Next" w:hAnsi="Avenir Next" w:cs="Avenir Next" w:eastAsia="Avenir Next"/>
           <w:b/>
           <w:color w:val="1A1A1A"/>
-          <w:sz w:val="20"/>
+          <w:sz w:val="22"/>
           <w:szCs w:val="20"/>
         </w:rPr>
         <w:t xml:space="preserve">Track Practice.  </w:t>
@@ -3152,7 +3161,7 @@
         <w:rPr>
           <w:rFonts w:ascii="Avenir Next" w:hAnsi="Avenir Next" w:cs="Avenir Next" w:eastAsia="Avenir Next"/>
           <w:color w:val="1A1A1A"/>
-          <w:sz w:val="20"/>
+          <w:sz w:val="22"/>
           <w:szCs w:val="20"/>
         </w:rPr>
         <w:t xml:space="preserve">Rosa runs 4 laps of a 400-meter track each day for 5 days. (1 mi ≈ 1.6 km)</w:t>
@@ -3172,10 +3181,28 @@
           <w:rFonts w:ascii="Avenir Next" w:hAnsi="Avenir Next" w:cs="Avenir Next" w:eastAsia="Avenir Next"/>
           <w:b/>
           <w:color w:val="003A70"/>
+          <w:sz w:val="22"/>
+          <w:szCs w:val="20"/>
+        </w:rPr>
+        <w:t xml:space="preserve">a.</w:t>
+      </w:r>
+      <w:r>
+        <w:rPr>
+          <w:rFonts w:ascii="Avenir Next" w:hAnsi="Avenir Next" w:cs="Avenir Next" w:eastAsia="Avenir Next"/>
+          <w:color w:val="1A1A1A"/>
           <w:sz w:val="20"/>
           <w:szCs w:val="20"/>
         </w:rPr>
-        <w:t xml:space="preserve">a.</w:t>
+        <w:tab/>
+      </w:r>
+      <w:r>
+        <w:rPr>
+          <w:rFonts w:ascii="Avenir Next" w:hAnsi="Avenir Next" w:cs="Avenir Next" w:eastAsia="Avenir Next"/>
+          <w:color w:val="1A1A1A"/>
+          <w:sz w:val="22"/>
+          <w:szCs w:val="20"/>
+        </w:rPr>
+        <w:t xml:space="preserve">Total meters:</w:t>
       </w:r>
       <w:r>
         <w:rPr>
@@ -3184,7 +3211,7 @@
           <w:sz w:val="20"/>
           <w:szCs w:val="20"/>
         </w:rPr>
-        <w:tab/>
+        <w:t xml:space="preserve">  </w:t>
       </w:r>
       <w:r>
         <w:rPr>
@@ -3192,24 +3219,6 @@
           <w:color w:val="1A1A1A"/>
           <w:sz w:val="20"/>
           <w:szCs w:val="20"/>
-        </w:rPr>
-        <w:t xml:space="preserve">Total meters:</w:t>
-      </w:r>
-      <w:r>
-        <w:rPr>
-          <w:rFonts w:ascii="Avenir Next" w:hAnsi="Avenir Next" w:cs="Avenir Next" w:eastAsia="Avenir Next"/>
-          <w:color w:val="1A1A1A"/>
-          <w:sz w:val="20"/>
-          <w:szCs w:val="20"/>
-        </w:rPr>
-        <w:t xml:space="preserve">  </w:t>
-      </w:r>
-      <w:r>
-        <w:rPr>
-          <w:rFonts w:ascii="Avenir Next" w:hAnsi="Avenir Next" w:cs="Avenir Next" w:eastAsia="Avenir Next"/>
-          <w:color w:val="1A1A1A"/>
-          <w:sz w:val="20"/>
-          <w:szCs w:val="20"/>
           <w:u w:val="single"/>
         </w:rPr>
         <w:t xml:space="preserve">                </w:t>
@@ -3218,7 +3227,7 @@
         <w:rPr>
           <w:rFonts w:ascii="Avenir Next" w:hAnsi="Avenir Next" w:cs="Avenir Next" w:eastAsia="Avenir Next"/>
           <w:color w:val="1A1A1A"/>
-          <w:sz w:val="20"/>
+          <w:sz w:val="22"/>
           <w:szCs w:val="20"/>
         </w:rPr>
         <w:t xml:space="preserve"> m</w:t>
@@ -3238,10 +3247,28 @@
           <w:rFonts w:ascii="Avenir Next" w:hAnsi="Avenir Next" w:cs="Avenir Next" w:eastAsia="Avenir Next"/>
           <w:b/>
           <w:color w:val="003A70"/>
+          <w:sz w:val="22"/>
+          <w:szCs w:val="20"/>
+        </w:rPr>
+        <w:t xml:space="preserve">b.</w:t>
+      </w:r>
+      <w:r>
+        <w:rPr>
+          <w:rFonts w:ascii="Avenir Next" w:hAnsi="Avenir Next" w:cs="Avenir Next" w:eastAsia="Avenir Next"/>
+          <w:color w:val="1A1A1A"/>
           <w:sz w:val="20"/>
           <w:szCs w:val="20"/>
         </w:rPr>
-        <w:t xml:space="preserve">b.</w:t>
+        <w:tab/>
+      </w:r>
+      <w:r>
+        <w:rPr>
+          <w:rFonts w:ascii="Avenir Next" w:hAnsi="Avenir Next" w:cs="Avenir Next" w:eastAsia="Avenir Next"/>
+          <w:color w:val="1A1A1A"/>
+          <w:sz w:val="22"/>
+          <w:szCs w:val="20"/>
+        </w:rPr>
+        <w:t xml:space="preserve">Total kilometers:</w:t>
       </w:r>
       <w:r>
         <w:rPr>
@@ -3250,7 +3277,7 @@
           <w:sz w:val="20"/>
           <w:szCs w:val="20"/>
         </w:rPr>
-        <w:tab/>
+        <w:t xml:space="preserve">  </w:t>
       </w:r>
       <w:r>
         <w:rPr>
@@ -3258,24 +3285,6 @@
           <w:color w:val="1A1A1A"/>
           <w:sz w:val="20"/>
           <w:szCs w:val="20"/>
-        </w:rPr>
-        <w:t xml:space="preserve">Total kilometers:</w:t>
-      </w:r>
-      <w:r>
-        <w:rPr>
-          <w:rFonts w:ascii="Avenir Next" w:hAnsi="Avenir Next" w:cs="Avenir Next" w:eastAsia="Avenir Next"/>
-          <w:color w:val="1A1A1A"/>
-          <w:sz w:val="20"/>
-          <w:szCs w:val="20"/>
-        </w:rPr>
-        <w:t xml:space="preserve">  </w:t>
-      </w:r>
-      <w:r>
-        <w:rPr>
-          <w:rFonts w:ascii="Avenir Next" w:hAnsi="Avenir Next" w:cs="Avenir Next" w:eastAsia="Avenir Next"/>
-          <w:color w:val="1A1A1A"/>
-          <w:sz w:val="20"/>
-          <w:szCs w:val="20"/>
           <w:u w:val="single"/>
         </w:rPr>
         <w:t xml:space="preserve">                </w:t>
@@ -3284,7 +3293,7 @@
         <w:rPr>
           <w:rFonts w:ascii="Avenir Next" w:hAnsi="Avenir Next" w:cs="Avenir Next" w:eastAsia="Avenir Next"/>
           <w:color w:val="1A1A1A"/>
-          <w:sz w:val="20"/>
+          <w:sz w:val="22"/>
           <w:szCs w:val="20"/>
         </w:rPr>
         <w:t xml:space="preserve"> km</w:t>
@@ -3304,10 +3313,28 @@
           <w:rFonts w:ascii="Avenir Next" w:hAnsi="Avenir Next" w:cs="Avenir Next" w:eastAsia="Avenir Next"/>
           <w:b/>
           <w:color w:val="003A70"/>
+          <w:sz w:val="22"/>
+          <w:szCs w:val="20"/>
+        </w:rPr>
+        <w:t xml:space="preserve">c.</w:t>
+      </w:r>
+      <w:r>
+        <w:rPr>
+          <w:rFonts w:ascii="Avenir Next" w:hAnsi="Avenir Next" w:cs="Avenir Next" w:eastAsia="Avenir Next"/>
+          <w:color w:val="1A1A1A"/>
           <w:sz w:val="20"/>
           <w:szCs w:val="20"/>
         </w:rPr>
-        <w:t xml:space="preserve">c.</w:t>
+        <w:tab/>
+      </w:r>
+      <w:r>
+        <w:rPr>
+          <w:rFonts w:ascii="Avenir Next" w:hAnsi="Avenir Next" w:cs="Avenir Next" w:eastAsia="Avenir Next"/>
+          <w:color w:val="1A1A1A"/>
+          <w:sz w:val="22"/>
+          <w:szCs w:val="20"/>
+        </w:rPr>
+        <w:t xml:space="preserve">About how many miles?</w:t>
       </w:r>
       <w:r>
         <w:rPr>
@@ -3316,7 +3343,7 @@
           <w:sz w:val="20"/>
           <w:szCs w:val="20"/>
         </w:rPr>
-        <w:tab/>
+        <w:t xml:space="preserve">  </w:t>
       </w:r>
       <w:r>
         <w:rPr>
@@ -3324,24 +3351,6 @@
           <w:color w:val="1A1A1A"/>
           <w:sz w:val="20"/>
           <w:szCs w:val="20"/>
-        </w:rPr>
-        <w:t xml:space="preserve">About how many miles?</w:t>
-      </w:r>
-      <w:r>
-        <w:rPr>
-          <w:rFonts w:ascii="Avenir Next" w:hAnsi="Avenir Next" w:cs="Avenir Next" w:eastAsia="Avenir Next"/>
-          <w:color w:val="1A1A1A"/>
-          <w:sz w:val="20"/>
-          <w:szCs w:val="20"/>
-        </w:rPr>
-        <w:t xml:space="preserve">  </w:t>
-      </w:r>
-      <w:r>
-        <w:rPr>
-          <w:rFonts w:ascii="Avenir Next" w:hAnsi="Avenir Next" w:cs="Avenir Next" w:eastAsia="Avenir Next"/>
-          <w:color w:val="1A1A1A"/>
-          <w:sz w:val="20"/>
-          <w:szCs w:val="20"/>
           <w:u w:val="single"/>
         </w:rPr>
         <w:t xml:space="preserve">                </w:t>
@@ -3350,7 +3359,7 @@
         <w:rPr>
           <w:rFonts w:ascii="Avenir Next" w:hAnsi="Avenir Next" w:cs="Avenir Next" w:eastAsia="Avenir Next"/>
           <w:color w:val="1A1A1A"/>
-          <w:sz w:val="20"/>
+          <w:sz w:val="22"/>
           <w:szCs w:val="20"/>
         </w:rPr>
         <w:t xml:space="preserve"> miles</w:t>
@@ -3375,18 +3384,18 @@
           <w:rFonts w:ascii="Avenir Next" w:hAnsi="Avenir Next" w:cs="Avenir Next" w:eastAsia="Avenir Next"/>
           <w:b/>
           <w:color w:val="1A1A1A"/>
+          <w:sz w:val="22"/>
+          <w:szCs w:val="20"/>
+        </w:rPr>
+        <w:t xml:space="preserve">4.</w:t>
+      </w:r>
+      <w:r>
+        <w:rPr>
+          <w:rFonts w:ascii="Avenir Next" w:hAnsi="Avenir Next" w:cs="Avenir Next" w:eastAsia="Avenir Next"/>
+          <w:color w:val="1A1A1A"/>
           <w:sz w:val="20"/>
           <w:szCs w:val="20"/>
         </w:rPr>
-        <w:t xml:space="preserve">4.</w:t>
-      </w:r>
-      <w:r>
-        <w:rPr>
-          <w:rFonts w:ascii="Avenir Next" w:hAnsi="Avenir Next" w:cs="Avenir Next" w:eastAsia="Avenir Next"/>
-          <w:color w:val="1A1A1A"/>
-          <w:sz w:val="20"/>
-          <w:szCs w:val="20"/>
-        </w:rPr>
         <w:tab/>
       </w:r>
       <w:r>
@@ -3394,7 +3403,7 @@
           <w:rFonts w:ascii="Avenir Next" w:hAnsi="Avenir Next" w:cs="Avenir Next" w:eastAsia="Avenir Next"/>
           <w:b/>
           <w:color w:val="1A1A1A"/>
-          <w:sz w:val="20"/>
+          <w:sz w:val="22"/>
           <w:szCs w:val="20"/>
         </w:rPr>
         <w:t xml:space="preserve">Medicine Bottle.  </w:t>
@@ -3403,7 +3412,7 @@
         <w:rPr>
           <w:rFonts w:ascii="Avenir Next" w:hAnsi="Avenir Next" w:cs="Avenir Next" w:eastAsia="Avenir Next"/>
           <w:color w:val="1A1A1A"/>
-          <w:sz w:val="20"/>
+          <w:sz w:val="22"/>
           <w:szCs w:val="20"/>
         </w:rPr>
         <w:t xml:space="preserve">A bottle holds 120 mL of medicine. One dose is 2 teaspoons. (1 tsp ≈ 5 mL)</w:t>
@@ -3423,10 +3432,28 @@
           <w:rFonts w:ascii="Avenir Next" w:hAnsi="Avenir Next" w:cs="Avenir Next" w:eastAsia="Avenir Next"/>
           <w:b/>
           <w:color w:val="003A70"/>
+          <w:sz w:val="22"/>
+          <w:szCs w:val="20"/>
+        </w:rPr>
+        <w:t xml:space="preserve">a.</w:t>
+      </w:r>
+      <w:r>
+        <w:rPr>
+          <w:rFonts w:ascii="Avenir Next" w:hAnsi="Avenir Next" w:cs="Avenir Next" w:eastAsia="Avenir Next"/>
+          <w:color w:val="1A1A1A"/>
           <w:sz w:val="20"/>
           <w:szCs w:val="20"/>
         </w:rPr>
-        <w:t xml:space="preserve">a.</w:t>
+        <w:tab/>
+      </w:r>
+      <w:r>
+        <w:rPr>
+          <w:rFonts w:ascii="Avenir Next" w:hAnsi="Avenir Next" w:cs="Avenir Next" w:eastAsia="Avenir Next"/>
+          <w:color w:val="1A1A1A"/>
+          <w:sz w:val="22"/>
+          <w:szCs w:val="20"/>
+        </w:rPr>
+        <w:t xml:space="preserve">About how many milliliters are in one dose?</w:t>
       </w:r>
       <w:r>
         <w:rPr>
@@ -3435,7 +3462,7 @@
           <w:sz w:val="20"/>
           <w:szCs w:val="20"/>
         </w:rPr>
-        <w:tab/>
+        <w:t xml:space="preserve">  </w:t>
       </w:r>
       <w:r>
         <w:rPr>
@@ -3443,24 +3470,6 @@
           <w:color w:val="1A1A1A"/>
           <w:sz w:val="20"/>
           <w:szCs w:val="20"/>
-        </w:rPr>
-        <w:t xml:space="preserve">About how many milliliters are in one dose?</w:t>
-      </w:r>
-      <w:r>
-        <w:rPr>
-          <w:rFonts w:ascii="Avenir Next" w:hAnsi="Avenir Next" w:cs="Avenir Next" w:eastAsia="Avenir Next"/>
-          <w:color w:val="1A1A1A"/>
-          <w:sz w:val="20"/>
-          <w:szCs w:val="20"/>
-        </w:rPr>
-        <w:t xml:space="preserve">  </w:t>
-      </w:r>
-      <w:r>
-        <w:rPr>
-          <w:rFonts w:ascii="Avenir Next" w:hAnsi="Avenir Next" w:cs="Avenir Next" w:eastAsia="Avenir Next"/>
-          <w:color w:val="1A1A1A"/>
-          <w:sz w:val="20"/>
-          <w:szCs w:val="20"/>
           <w:u w:val="single"/>
         </w:rPr>
         <w:t xml:space="preserve">                </w:t>
@@ -3469,7 +3478,7 @@
         <w:rPr>
           <w:rFonts w:ascii="Avenir Next" w:hAnsi="Avenir Next" w:cs="Avenir Next" w:eastAsia="Avenir Next"/>
           <w:color w:val="1A1A1A"/>
-          <w:sz w:val="20"/>
+          <w:sz w:val="22"/>
           <w:szCs w:val="20"/>
         </w:rPr>
         <w:t xml:space="preserve"> mL</w:t>
@@ -3489,10 +3498,28 @@
           <w:rFonts w:ascii="Avenir Next" w:hAnsi="Avenir Next" w:cs="Avenir Next" w:eastAsia="Avenir Next"/>
           <w:b/>
           <w:color w:val="003A70"/>
+          <w:sz w:val="22"/>
+          <w:szCs w:val="20"/>
+        </w:rPr>
+        <w:t xml:space="preserve">b.</w:t>
+      </w:r>
+      <w:r>
+        <w:rPr>
+          <w:rFonts w:ascii="Avenir Next" w:hAnsi="Avenir Next" w:cs="Avenir Next" w:eastAsia="Avenir Next"/>
+          <w:color w:val="1A1A1A"/>
           <w:sz w:val="20"/>
           <w:szCs w:val="20"/>
         </w:rPr>
-        <w:t xml:space="preserve">b.</w:t>
+        <w:tab/>
+      </w:r>
+      <w:r>
+        <w:rPr>
+          <w:rFonts w:ascii="Avenir Next" w:hAnsi="Avenir Next" w:cs="Avenir Next" w:eastAsia="Avenir Next"/>
+          <w:color w:val="1A1A1A"/>
+          <w:sz w:val="22"/>
+          <w:szCs w:val="20"/>
+        </w:rPr>
+        <w:t xml:space="preserve">About how many doses are in the bottle?</w:t>
       </w:r>
       <w:r>
         <w:rPr>
@@ -3501,7 +3528,7 @@
           <w:sz w:val="20"/>
           <w:szCs w:val="20"/>
         </w:rPr>
-        <w:tab/>
+        <w:t xml:space="preserve">  </w:t>
       </w:r>
       <w:r>
         <w:rPr>
@@ -3509,24 +3536,6 @@
           <w:color w:val="1A1A1A"/>
           <w:sz w:val="20"/>
           <w:szCs w:val="20"/>
-        </w:rPr>
-        <w:t xml:space="preserve">About how many doses are in the bottle?</w:t>
-      </w:r>
-      <w:r>
-        <w:rPr>
-          <w:rFonts w:ascii="Avenir Next" w:hAnsi="Avenir Next" w:cs="Avenir Next" w:eastAsia="Avenir Next"/>
-          <w:color w:val="1A1A1A"/>
-          <w:sz w:val="20"/>
-          <w:szCs w:val="20"/>
-        </w:rPr>
-        <w:t xml:space="preserve">  </w:t>
-      </w:r>
-      <w:r>
-        <w:rPr>
-          <w:rFonts w:ascii="Avenir Next" w:hAnsi="Avenir Next" w:cs="Avenir Next" w:eastAsia="Avenir Next"/>
-          <w:color w:val="1A1A1A"/>
-          <w:sz w:val="20"/>
-          <w:szCs w:val="20"/>
           <w:u w:val="single"/>
         </w:rPr>
         <w:t xml:space="preserve">                </w:t>
@@ -3535,7 +3544,7 @@
         <w:rPr>
           <w:rFonts w:ascii="Avenir Next" w:hAnsi="Avenir Next" w:cs="Avenir Next" w:eastAsia="Avenir Next"/>
           <w:color w:val="1A1A1A"/>
-          <w:sz w:val="20"/>
+          <w:sz w:val="22"/>
           <w:szCs w:val="20"/>
         </w:rPr>
         <w:t xml:space="preserve"> doses</w:t>
@@ -3560,18 +3569,18 @@
           <w:rFonts w:ascii="Avenir Next" w:hAnsi="Avenir Next" w:cs="Avenir Next" w:eastAsia="Avenir Next"/>
           <w:b/>
           <w:color w:val="1A1A1A"/>
+          <w:sz w:val="22"/>
+          <w:szCs w:val="20"/>
+        </w:rPr>
+        <w:t xml:space="preserve">5.</w:t>
+      </w:r>
+      <w:r>
+        <w:rPr>
+          <w:rFonts w:ascii="Avenir Next" w:hAnsi="Avenir Next" w:cs="Avenir Next" w:eastAsia="Avenir Next"/>
+          <w:color w:val="1A1A1A"/>
           <w:sz w:val="20"/>
           <w:szCs w:val="20"/>
         </w:rPr>
-        <w:t xml:space="preserve">5.</w:t>
-      </w:r>
-      <w:r>
-        <w:rPr>
-          <w:rFonts w:ascii="Avenir Next" w:hAnsi="Avenir Next" w:cs="Avenir Next" w:eastAsia="Avenir Next"/>
-          <w:color w:val="1A1A1A"/>
-          <w:sz w:val="20"/>
-          <w:szCs w:val="20"/>
-        </w:rPr>
         <w:tab/>
       </w:r>
       <w:r>
@@ -3579,7 +3588,7 @@
           <w:rFonts w:ascii="Avenir Next" w:hAnsi="Avenir Next" w:cs="Avenir Next" w:eastAsia="Avenir Next"/>
           <w:b/>
           <w:color w:val="1A1A1A"/>
-          <w:sz w:val="20"/>
+          <w:sz w:val="22"/>
           <w:szCs w:val="20"/>
         </w:rPr>
         <w:t xml:space="preserve">Find the Error.  </w:t>
@@ -3588,7 +3597,7 @@
         <w:rPr>
           <w:rFonts w:ascii="Avenir Next" w:hAnsi="Avenir Next" w:cs="Avenir Next" w:eastAsia="Avenir Next"/>
           <w:color w:val="1A1A1A"/>
-          <w:sz w:val="20"/>
+          <w:sz w:val="22"/>
           <w:szCs w:val="20"/>
         </w:rPr>
         <w:t xml:space="preserve">A goat weighs 66 lb. The vitamin dose is 3 mg per kg. Nia multiplied 66 × 3 = 198 mg. Explain her mistake and find the correct dose. (1 kg ≈ 2.2 lb)</w:t>
@@ -3667,6 +3676,7 @@
     </w:p>
     <w:p>
       <w:pPr>
+        <w:pStyle w:val="Heading2"/>
         <w:keepNext/>
         <w:pBdr>
           <w:bottom w:val="single" w:sz="8" w:space="3" w:color="003A70"/>
@@ -3682,7 +3692,7 @@
           <w:b/>
           <w:color w:val="003A70"/>
           <w:spacing w:val="14"/>
-          <w:sz w:val="19"/>
+          <w:sz w:val="22"/>
           <w:szCs w:val="19"/>
         </w:rPr>
         <w:t xml:space="preserve">TEST PRACTICE</w:t>
@@ -3701,7 +3711,7 @@
           <w:rFonts w:ascii="Avenir Next" w:hAnsi="Avenir Next" w:cs="Avenir Next" w:eastAsia="Avenir Next"/>
           <w:i/>
           <w:color w:val="5A5F66"/>
-          <w:sz w:val="17"/>
+          <w:sz w:val="22"/>
           <w:szCs w:val="17"/>
         </w:rPr>
         <w:t xml:space="preserve">choose the best answer</w:t>
@@ -3721,25 +3731,25 @@
           <w:rFonts w:ascii="Avenir Next" w:hAnsi="Avenir Next" w:cs="Avenir Next" w:eastAsia="Avenir Next"/>
           <w:b/>
           <w:color w:val="1A1A1A"/>
+          <w:sz w:val="22"/>
+          <w:szCs w:val="20"/>
+        </w:rPr>
+        <w:t xml:space="preserve">6.</w:t>
+      </w:r>
+      <w:r>
+        <w:rPr>
+          <w:rFonts w:ascii="Avenir Next" w:hAnsi="Avenir Next" w:cs="Avenir Next" w:eastAsia="Avenir Next"/>
+          <w:color w:val="1A1A1A"/>
           <w:sz w:val="20"/>
           <w:szCs w:val="20"/>
         </w:rPr>
-        <w:t xml:space="preserve">6.</w:t>
-      </w:r>
-      <w:r>
-        <w:rPr>
-          <w:rFonts w:ascii="Avenir Next" w:hAnsi="Avenir Next" w:cs="Avenir Next" w:eastAsia="Avenir Next"/>
-          <w:color w:val="1A1A1A"/>
-          <w:sz w:val="20"/>
-          <w:szCs w:val="20"/>
-        </w:rPr>
         <w:tab/>
       </w:r>
       <w:r>
         <w:rPr>
           <w:rFonts w:ascii="Avenir Next" w:hAnsi="Avenir Next" w:cs="Avenir Next" w:eastAsia="Avenir Next"/>
           <w:color w:val="1A1A1A"/>
-          <w:sz w:val="20"/>
+          <w:sz w:val="22"/>
           <w:szCs w:val="20"/>
         </w:rPr>
         <w:t xml:space="preserve">A dog weighs 33 lb. The dose is 2 mg per kg. (1 kg ≈ 2.2 lb) What is the dose?</w:t>
@@ -3795,25 +3805,25 @@
                 <w:rFonts w:ascii="Avenir Next" w:hAnsi="Avenir Next" w:cs="Avenir Next" w:eastAsia="Avenir Next"/>
                 <w:b/>
                 <w:color w:val="003A70"/>
+                <w:sz w:val="22"/>
+                <w:szCs w:val="19"/>
+              </w:rPr>
+              <w:t xml:space="preserve">A</w:t>
+            </w:r>
+            <w:r>
+              <w:rPr>
+                <w:rFonts w:ascii="Avenir Next" w:hAnsi="Avenir Next" w:cs="Avenir Next" w:eastAsia="Avenir Next"/>
+                <w:color w:val="1A1A1A"/>
                 <w:sz w:val="19"/>
                 <w:szCs w:val="19"/>
               </w:rPr>
-              <w:t xml:space="preserve">A</w:t>
-            </w:r>
-            <w:r>
-              <w:rPr>
-                <w:rFonts w:ascii="Avenir Next" w:hAnsi="Avenir Next" w:cs="Avenir Next" w:eastAsia="Avenir Next"/>
-                <w:color w:val="1A1A1A"/>
-                <w:sz w:val="19"/>
-                <w:szCs w:val="19"/>
-              </w:rPr>
               <w:tab/>
             </w:r>
             <w:r>
               <w:rPr>
                 <w:rFonts w:ascii="Avenir Next" w:hAnsi="Avenir Next" w:cs="Avenir Next" w:eastAsia="Avenir Next"/>
                 <w:color w:val="1A1A1A"/>
-                <w:sz w:val="19"/>
+                <w:sz w:val="22"/>
                 <w:szCs w:val="19"/>
               </w:rPr>
               <w:t xml:space="preserve">30 mg</w:t>
@@ -3838,25 +3848,25 @@
                 <w:rFonts w:ascii="Avenir Next" w:hAnsi="Avenir Next" w:cs="Avenir Next" w:eastAsia="Avenir Next"/>
                 <w:b/>
                 <w:color w:val="003A70"/>
+                <w:sz w:val="22"/>
+                <w:szCs w:val="19"/>
+              </w:rPr>
+              <w:t xml:space="preserve">B</w:t>
+            </w:r>
+            <w:r>
+              <w:rPr>
+                <w:rFonts w:ascii="Avenir Next" w:hAnsi="Avenir Next" w:cs="Avenir Next" w:eastAsia="Avenir Next"/>
+                <w:color w:val="1A1A1A"/>
                 <w:sz w:val="19"/>
                 <w:szCs w:val="19"/>
               </w:rPr>
-              <w:t xml:space="preserve">B</w:t>
-            </w:r>
-            <w:r>
-              <w:rPr>
-                <w:rFonts w:ascii="Avenir Next" w:hAnsi="Avenir Next" w:cs="Avenir Next" w:eastAsia="Avenir Next"/>
-                <w:color w:val="1A1A1A"/>
-                <w:sz w:val="19"/>
-                <w:szCs w:val="19"/>
-              </w:rPr>
               <w:tab/>
             </w:r>
             <w:r>
               <w:rPr>
                 <w:rFonts w:ascii="Avenir Next" w:hAnsi="Avenir Next" w:cs="Avenir Next" w:eastAsia="Avenir Next"/>
                 <w:color w:val="1A1A1A"/>
-                <w:sz w:val="19"/>
+                <w:sz w:val="22"/>
                 <w:szCs w:val="19"/>
               </w:rPr>
               <w:t xml:space="preserve">66 mg</w:t>
@@ -3881,25 +3891,25 @@
                 <w:rFonts w:ascii="Avenir Next" w:hAnsi="Avenir Next" w:cs="Avenir Next" w:eastAsia="Avenir Next"/>
                 <w:b/>
                 <w:color w:val="003A70"/>
+                <w:sz w:val="22"/>
+                <w:szCs w:val="19"/>
+              </w:rPr>
+              <w:t xml:space="preserve">C</w:t>
+            </w:r>
+            <w:r>
+              <w:rPr>
+                <w:rFonts w:ascii="Avenir Next" w:hAnsi="Avenir Next" w:cs="Avenir Next" w:eastAsia="Avenir Next"/>
+                <w:color w:val="1A1A1A"/>
                 <w:sz w:val="19"/>
                 <w:szCs w:val="19"/>
               </w:rPr>
-              <w:t xml:space="preserve">C</w:t>
-            </w:r>
-            <w:r>
-              <w:rPr>
-                <w:rFonts w:ascii="Avenir Next" w:hAnsi="Avenir Next" w:cs="Avenir Next" w:eastAsia="Avenir Next"/>
-                <w:color w:val="1A1A1A"/>
-                <w:sz w:val="19"/>
-                <w:szCs w:val="19"/>
-              </w:rPr>
               <w:tab/>
             </w:r>
             <w:r>
               <w:rPr>
                 <w:rFonts w:ascii="Avenir Next" w:hAnsi="Avenir Next" w:cs="Avenir Next" w:eastAsia="Avenir Next"/>
                 <w:color w:val="1A1A1A"/>
-                <w:sz w:val="19"/>
+                <w:sz w:val="22"/>
                 <w:szCs w:val="19"/>
               </w:rPr>
               <w:t xml:space="preserve">145.2 mg</w:t>
@@ -3924,25 +3934,25 @@
                 <w:rFonts w:ascii="Avenir Next" w:hAnsi="Avenir Next" w:cs="Avenir Next" w:eastAsia="Avenir Next"/>
                 <w:b/>
                 <w:color w:val="003A70"/>
+                <w:sz w:val="22"/>
+                <w:szCs w:val="19"/>
+              </w:rPr>
+              <w:t xml:space="preserve">D</w:t>
+            </w:r>
+            <w:r>
+              <w:rPr>
+                <w:rFonts w:ascii="Avenir Next" w:hAnsi="Avenir Next" w:cs="Avenir Next" w:eastAsia="Avenir Next"/>
+                <w:color w:val="1A1A1A"/>
                 <w:sz w:val="19"/>
                 <w:szCs w:val="19"/>
               </w:rPr>
-              <w:t xml:space="preserve">D</w:t>
-            </w:r>
-            <w:r>
-              <w:rPr>
-                <w:rFonts w:ascii="Avenir Next" w:hAnsi="Avenir Next" w:cs="Avenir Next" w:eastAsia="Avenir Next"/>
-                <w:color w:val="1A1A1A"/>
-                <w:sz w:val="19"/>
-                <w:szCs w:val="19"/>
-              </w:rPr>
               <w:tab/>
             </w:r>
             <w:r>
               <w:rPr>
                 <w:rFonts w:ascii="Avenir Next" w:hAnsi="Avenir Next" w:cs="Avenir Next" w:eastAsia="Avenir Next"/>
                 <w:color w:val="1A1A1A"/>
-                <w:sz w:val="19"/>
+                <w:sz w:val="22"/>
                 <w:szCs w:val="19"/>
               </w:rPr>
               <w:t xml:space="preserve">15 mg</w:t>
@@ -3970,25 +3980,25 @@
           <w:rFonts w:ascii="Avenir Next" w:hAnsi="Avenir Next" w:cs="Avenir Next" w:eastAsia="Avenir Next"/>
           <w:b/>
           <w:color w:val="1A1A1A"/>
+          <w:sz w:val="22"/>
+          <w:szCs w:val="20"/>
+        </w:rPr>
+        <w:t xml:space="preserve">7.</w:t>
+      </w:r>
+      <w:r>
+        <w:rPr>
+          <w:rFonts w:ascii="Avenir Next" w:hAnsi="Avenir Next" w:cs="Avenir Next" w:eastAsia="Avenir Next"/>
+          <w:color w:val="1A1A1A"/>
           <w:sz w:val="20"/>
           <w:szCs w:val="20"/>
         </w:rPr>
-        <w:t xml:space="preserve">7.</w:t>
-      </w:r>
-      <w:r>
-        <w:rPr>
-          <w:rFonts w:ascii="Avenir Next" w:hAnsi="Avenir Next" w:cs="Avenir Next" w:eastAsia="Avenir Next"/>
-          <w:color w:val="1A1A1A"/>
-          <w:sz w:val="20"/>
-          <w:szCs w:val="20"/>
-        </w:rPr>
         <w:tab/>
       </w:r>
       <w:r>
         <w:rPr>
           <w:rFonts w:ascii="Avenir Next" w:hAnsi="Avenir Next" w:cs="Avenir Next" w:eastAsia="Avenir Next"/>
           <w:color w:val="1A1A1A"/>
-          <w:sz w:val="20"/>
+          <w:sz w:val="22"/>
           <w:szCs w:val="20"/>
         </w:rPr>
         <w:t xml:space="preserve">A soup recipe needs 3 quarts of broth. About how many liters is that? (1 qt ≈ 0.95 L)</w:t>
@@ -4044,25 +4054,25 @@
                 <w:rFonts w:ascii="Avenir Next" w:hAnsi="Avenir Next" w:cs="Avenir Next" w:eastAsia="Avenir Next"/>
                 <w:b/>
                 <w:color w:val="003A70"/>
+                <w:sz w:val="22"/>
+                <w:szCs w:val="19"/>
+              </w:rPr>
+              <w:t xml:space="preserve">A</w:t>
+            </w:r>
+            <w:r>
+              <w:rPr>
+                <w:rFonts w:ascii="Avenir Next" w:hAnsi="Avenir Next" w:cs="Avenir Next" w:eastAsia="Avenir Next"/>
+                <w:color w:val="1A1A1A"/>
                 <w:sz w:val="19"/>
                 <w:szCs w:val="19"/>
               </w:rPr>
-              <w:t xml:space="preserve">A</w:t>
-            </w:r>
-            <w:r>
-              <w:rPr>
-                <w:rFonts w:ascii="Avenir Next" w:hAnsi="Avenir Next" w:cs="Avenir Next" w:eastAsia="Avenir Next"/>
-                <w:color w:val="1A1A1A"/>
-                <w:sz w:val="19"/>
-                <w:szCs w:val="19"/>
-              </w:rPr>
               <w:tab/>
             </w:r>
             <w:r>
               <w:rPr>
                 <w:rFonts w:ascii="Avenir Next" w:hAnsi="Avenir Next" w:cs="Avenir Next" w:eastAsia="Avenir Next"/>
                 <w:color w:val="1A1A1A"/>
-                <w:sz w:val="19"/>
+                <w:sz w:val="22"/>
                 <w:szCs w:val="19"/>
               </w:rPr>
               <w:t xml:space="preserve">2.85 L</w:t>
@@ -4087,25 +4097,25 @@
                 <w:rFonts w:ascii="Avenir Next" w:hAnsi="Avenir Next" w:cs="Avenir Next" w:eastAsia="Avenir Next"/>
                 <w:b/>
                 <w:color w:val="003A70"/>
+                <w:sz w:val="22"/>
+                <w:szCs w:val="19"/>
+              </w:rPr>
+              <w:t xml:space="preserve">B</w:t>
+            </w:r>
+            <w:r>
+              <w:rPr>
+                <w:rFonts w:ascii="Avenir Next" w:hAnsi="Avenir Next" w:cs="Avenir Next" w:eastAsia="Avenir Next"/>
+                <w:color w:val="1A1A1A"/>
                 <w:sz w:val="19"/>
                 <w:szCs w:val="19"/>
               </w:rPr>
-              <w:t xml:space="preserve">B</w:t>
-            </w:r>
-            <w:r>
-              <w:rPr>
-                <w:rFonts w:ascii="Avenir Next" w:hAnsi="Avenir Next" w:cs="Avenir Next" w:eastAsia="Avenir Next"/>
-                <w:color w:val="1A1A1A"/>
-                <w:sz w:val="19"/>
-                <w:szCs w:val="19"/>
-              </w:rPr>
               <w:tab/>
             </w:r>
             <w:r>
               <w:rPr>
                 <w:rFonts w:ascii="Avenir Next" w:hAnsi="Avenir Next" w:cs="Avenir Next" w:eastAsia="Avenir Next"/>
                 <w:color w:val="1A1A1A"/>
-                <w:sz w:val="19"/>
+                <w:sz w:val="22"/>
                 <w:szCs w:val="19"/>
               </w:rPr>
               <w:t xml:space="preserve">3.16 L</w:t>
@@ -4130,25 +4140,25 @@
                 <w:rFonts w:ascii="Avenir Next" w:hAnsi="Avenir Next" w:cs="Avenir Next" w:eastAsia="Avenir Next"/>
                 <w:b/>
                 <w:color w:val="003A70"/>
+                <w:sz w:val="22"/>
+                <w:szCs w:val="19"/>
+              </w:rPr>
+              <w:t xml:space="preserve">C</w:t>
+            </w:r>
+            <w:r>
+              <w:rPr>
+                <w:rFonts w:ascii="Avenir Next" w:hAnsi="Avenir Next" w:cs="Avenir Next" w:eastAsia="Avenir Next"/>
+                <w:color w:val="1A1A1A"/>
                 <w:sz w:val="19"/>
                 <w:szCs w:val="19"/>
               </w:rPr>
-              <w:t xml:space="preserve">C</w:t>
-            </w:r>
-            <w:r>
-              <w:rPr>
-                <w:rFonts w:ascii="Avenir Next" w:hAnsi="Avenir Next" w:cs="Avenir Next" w:eastAsia="Avenir Next"/>
-                <w:color w:val="1A1A1A"/>
-                <w:sz w:val="19"/>
-                <w:szCs w:val="19"/>
-              </w:rPr>
               <w:tab/>
             </w:r>
             <w:r>
               <w:rPr>
                 <w:rFonts w:ascii="Avenir Next" w:hAnsi="Avenir Next" w:cs="Avenir Next" w:eastAsia="Avenir Next"/>
                 <w:color w:val="1A1A1A"/>
-                <w:sz w:val="19"/>
+                <w:sz w:val="22"/>
                 <w:szCs w:val="19"/>
               </w:rPr>
               <w:t xml:space="preserve">0.95 L</w:t>
@@ -4173,25 +4183,25 @@
                 <w:rFonts w:ascii="Avenir Next" w:hAnsi="Avenir Next" w:cs="Avenir Next" w:eastAsia="Avenir Next"/>
                 <w:b/>
                 <w:color w:val="003A70"/>
+                <w:sz w:val="22"/>
+                <w:szCs w:val="19"/>
+              </w:rPr>
+              <w:t xml:space="preserve">D</w:t>
+            </w:r>
+            <w:r>
+              <w:rPr>
+                <w:rFonts w:ascii="Avenir Next" w:hAnsi="Avenir Next" w:cs="Avenir Next" w:eastAsia="Avenir Next"/>
+                <w:color w:val="1A1A1A"/>
                 <w:sz w:val="19"/>
                 <w:szCs w:val="19"/>
               </w:rPr>
-              <w:t xml:space="preserve">D</w:t>
-            </w:r>
-            <w:r>
-              <w:rPr>
-                <w:rFonts w:ascii="Avenir Next" w:hAnsi="Avenir Next" w:cs="Avenir Next" w:eastAsia="Avenir Next"/>
-                <w:color w:val="1A1A1A"/>
-                <w:sz w:val="19"/>
-                <w:szCs w:val="19"/>
-              </w:rPr>
               <w:tab/>
             </w:r>
             <w:r>
               <w:rPr>
                 <w:rFonts w:ascii="Avenir Next" w:hAnsi="Avenir Next" w:cs="Avenir Next" w:eastAsia="Avenir Next"/>
                 <w:color w:val="1A1A1A"/>
-                <w:sz w:val="19"/>
+                <w:sz w:val="22"/>
                 <w:szCs w:val="19"/>
               </w:rPr>
               <w:t xml:space="preserve">12 L</w:t>
@@ -4249,6 +4259,7 @@
           </w:tcPr>
           <w:p>
             <w:pPr>
+              <w:pStyle w:val="Heading2"/>
               <w:spacing w:before="0" w:after="0" w:line="240" w:lineRule="auto"/>
             </w:pPr>
             <w:r>
@@ -4286,7 +4297,7 @@
               <w:rPr>
                 <w:rFonts w:ascii="Avenir Next" w:hAnsi="Avenir Next" w:cs="Avenir Next" w:eastAsia="Avenir Next"/>
                 <w:color w:val="1A1A1A"/>
-                <w:sz w:val="17"/>
+                <w:sz w:val="22"/>
                 <w:szCs w:val="17"/>
               </w:rPr>
               <w:t xml:space="preserve">  I can do this on my own</w:t>
@@ -4315,7 +4326,7 @@
               <w:rPr>
                 <w:rFonts w:ascii="Avenir Next" w:hAnsi="Avenir Next" w:cs="Avenir Next" w:eastAsia="Avenir Next"/>
                 <w:color w:val="1A1A1A"/>
-                <w:sz w:val="17"/>
+                <w:sz w:val="22"/>
                 <w:szCs w:val="17"/>
               </w:rPr>
               <w:t xml:space="preserve">  I need a little help</w:t>
@@ -4344,7 +4355,7 @@
               <w:rPr>
                 <w:rFonts w:ascii="Avenir Next" w:hAnsi="Avenir Next" w:cs="Avenir Next" w:eastAsia="Avenir Next"/>
                 <w:color w:val="1A1A1A"/>
-                <w:sz w:val="17"/>
+                <w:sz w:val="22"/>
                 <w:szCs w:val="17"/>
               </w:rPr>
               <w:t xml:space="preserve">  I have a question about #</w:t>
@@ -4382,7 +4393,7 @@
         <w:rPr>
           <w:rFonts w:ascii="Avenir Next" w:hAnsi="Avenir Next" w:cs="Avenir Next" w:eastAsia="Avenir Next"/>
           <w:color w:val="5A5F66"/>
-          <w:sz w:val="17"/>
+          <w:sz w:val="22"/>
           <w:szCs w:val="17"/>
         </w:rPr>
         <w:t xml:space="preserve">Explain to someone at home why a nurse converts pounds to kilograms before finding a dose.</w:t>
@@ -4476,7 +4487,106 @@
               <w:sz w:val="15"/>
               <w:szCs w:val="15"/>
             </w:rPr>
-            <w:t xml:space="preserve">Lesson 3-7  ·  Homework Packet</w:t>
+            <w:t xml:space="preserve">3-7 · Page </w:t>
+          </w:r>
+          <w:r>
+            <w:rPr>
+              <w:rFonts w:ascii="Avenir Next" w:hAnsi="Avenir Next" w:cs="Avenir Next" w:eastAsia="Avenir Next"/>
+              <w:color w:val="5A5F66"/>
+              <w:sz w:val="15"/>
+              <w:szCs w:val="15"/>
+            </w:rPr>
+            <w:fldChar w:fldCharType="begin"/>
+          </w:r>
+          <w:r>
+            <w:rPr>
+              <w:rFonts w:ascii="Avenir Next" w:hAnsi="Avenir Next" w:cs="Avenir Next" w:eastAsia="Avenir Next"/>
+              <w:color w:val="5A5F66"/>
+              <w:sz w:val="15"/>
+              <w:szCs w:val="15"/>
+            </w:rPr>
+            <w:instrText xml:space="preserve"> PAGE </w:instrText>
+          </w:r>
+          <w:r>
+            <w:rPr>
+              <w:rFonts w:ascii="Avenir Next" w:hAnsi="Avenir Next" w:cs="Avenir Next" w:eastAsia="Avenir Next"/>
+              <w:color w:val="5A5F66"/>
+              <w:sz w:val="15"/>
+              <w:szCs w:val="15"/>
+            </w:rPr>
+            <w:fldChar w:fldCharType="separate"/>
+          </w:r>
+          <w:r>
+            <w:rPr>
+              <w:rFonts w:ascii="Avenir Next" w:hAnsi="Avenir Next" w:cs="Avenir Next" w:eastAsia="Avenir Next"/>
+              <w:color w:val="5A5F66"/>
+              <w:sz w:val="15"/>
+              <w:szCs w:val="15"/>
+            </w:rPr>
+            <w:t xml:space="preserve">1</w:t>
+          </w:r>
+          <w:r>
+            <w:rPr>
+              <w:rFonts w:ascii="Avenir Next" w:hAnsi="Avenir Next" w:cs="Avenir Next" w:eastAsia="Avenir Next"/>
+              <w:color w:val="5A5F66"/>
+              <w:sz w:val="15"/>
+              <w:szCs w:val="15"/>
+            </w:rPr>
+            <w:fldChar w:fldCharType="end"/>
+          </w:r>
+          <w:r>
+            <w:rPr>
+              <w:rFonts w:ascii="Avenir Next" w:hAnsi="Avenir Next" w:cs="Avenir Next" w:eastAsia="Avenir Next"/>
+              <w:color w:val="5A5F66"/>
+              <w:sz w:val="15"/>
+              <w:szCs w:val="15"/>
+            </w:rPr>
+            <w:t xml:space="preserve"> of </w:t>
+          </w:r>
+          <w:r>
+            <w:rPr>
+              <w:rFonts w:ascii="Avenir Next" w:hAnsi="Avenir Next" w:cs="Avenir Next" w:eastAsia="Avenir Next"/>
+              <w:color w:val="5A5F66"/>
+              <w:sz w:val="15"/>
+              <w:szCs w:val="15"/>
+            </w:rPr>
+            <w:fldChar w:fldCharType="begin"/>
+          </w:r>
+          <w:r>
+            <w:rPr>
+              <w:rFonts w:ascii="Avenir Next" w:hAnsi="Avenir Next" w:cs="Avenir Next" w:eastAsia="Avenir Next"/>
+              <w:color w:val="5A5F66"/>
+              <w:sz w:val="15"/>
+              <w:szCs w:val="15"/>
+            </w:rPr>
+            <w:instrText xml:space="preserve"> NUMPAGES </w:instrText>
+          </w:r>
+          <w:r>
+            <w:rPr>
+              <w:rFonts w:ascii="Avenir Next" w:hAnsi="Avenir Next" w:cs="Avenir Next" w:eastAsia="Avenir Next"/>
+              <w:color w:val="5A5F66"/>
+              <w:sz w:val="15"/>
+              <w:szCs w:val="15"/>
+            </w:rPr>
+            <w:fldChar w:fldCharType="separate"/>
+          </w:r>
+          <w:r>
+            <w:rPr>
+              <w:rFonts w:ascii="Avenir Next" w:hAnsi="Avenir Next" w:cs="Avenir Next" w:eastAsia="Avenir Next"/>
+              <w:color w:val="5A5F66"/>
+              <w:sz w:val="15"/>
+              <w:szCs w:val="15"/>
+            </w:rPr>
+            <w:t xml:space="preserve">1</w:t>
+          </w:r>
+          <w:r>
+            <w:rPr>
+              <w:rFonts w:ascii="Avenir Next" w:hAnsi="Avenir Next" w:cs="Avenir Next" w:eastAsia="Avenir Next"/>
+              <w:color w:val="5A5F66"/>
+              <w:sz w:val="15"/>
+              <w:szCs w:val="15"/>
+            </w:rPr>
+            <w:fldChar w:fldCharType="end"/>
           </w:r>
         </w:p>
       </w:tc>
@@ -4519,5 +4629,23 @@
       </w:tblCellMar>
     </w:tblPr>
   </w:style>
+  <w:style w:type="paragraph" w:styleId="Heading1">
+    <w:name w:val="heading 1"/>
+    <w:basedOn w:val="Normal"/>
+    <w:pPr>
+      <w:outlineLvl w:val="0"/>
+      <w:keepNext w:val="0"/>
+      <w:keepLines w:val="0"/>
+    </w:pPr>
+  </w:style>
+  <w:style w:type="paragraph" w:styleId="Heading2">
+    <w:name w:val="heading 2"/>
+    <w:basedOn w:val="Normal"/>
+    <w:pPr>
+      <w:outlineLvl w:val="1"/>
+      <w:keepNext w:val="0"/>
+      <w:keepLines w:val="0"/>
+    </w:pPr>
+  </w:style>
 </w:styles>
 </file>